--- a/32UP Upravlinnja projektamy/1/KNT-122_Onyshchenko_Variant-19_PR1.docx
+++ b/32UP Upravlinnja projektamy/1/KNT-122_Onyshchenko_Variant-19_PR1.docx
@@ -570,6 +570,124 @@
     </w:p>
     <w:p>
       <w:pPr>
+        <w:pStyle w:val="P"/>
+      </w:pPr>
+    </w:p>
+    <w:p>
+      <w:pPr>
+        <w:pStyle w:val="P"/>
+      </w:pPr>
+      <w:r>
+        <w:rPr>
+          <w:lang w:val="en-US"/>
+        </w:rPr>
+        <w:t xml:space="preserve">Slack </w:t>
+      </w:r>
+      <w:r>
+        <w:t>є застосунком для комунікації, частіше для корпоративних цілей</w:t>
+      </w:r>
+      <w:r>
+        <w:rPr>
+          <w:lang w:val="en-US"/>
+        </w:rPr>
+        <w:t xml:space="preserve"> </w:t>
+      </w:r>
+      <w:r>
+        <w:t>(використовуються корпораціями, на роботі)</w:t>
+      </w:r>
+      <w:r>
+        <w:t>.</w:t>
+      </w:r>
+      <w:r>
+        <w:t xml:space="preserve"> Призначенням системи є надання засобу комунікації учасників команд для узгодження задач, вирішення питань, тощо.</w:t>
+      </w:r>
+    </w:p>
+    <w:p>
+      <w:pPr>
+        <w:pStyle w:val="P"/>
+      </w:pPr>
+      <w:r>
+        <w:lastRenderedPageBreak/>
+        <w:t xml:space="preserve">Система </w:t>
+      </w:r>
+      <w:r>
+        <w:rPr>
+          <w:lang w:val="en-US"/>
+        </w:rPr>
+        <w:t xml:space="preserve">Slack </w:t>
+      </w:r>
+      <w:r>
+        <w:t xml:space="preserve">можна використовувати у браузері. Вона організована у робочі області (Англійське </w:t>
+      </w:r>
+      <w:r>
+        <w:rPr>
+          <w:i/>
+          <w:iCs/>
+          <w:lang w:val="en-US"/>
+        </w:rPr>
+        <w:t>workspaces</w:t>
+      </w:r>
+      <w:r>
+        <w:rPr>
+          <w:lang w:val="en-US"/>
+        </w:rPr>
+        <w:t xml:space="preserve">), </w:t>
+      </w:r>
+      <w:r>
+        <w:t>які складаються з каналів. Канал є окремою областю групи для спілкування на окрему тему.</w:t>
+      </w:r>
+    </w:p>
+    <w:p>
+      <w:pPr>
+        <w:pStyle w:val="P"/>
+        <w:rPr>
+          <w:lang w:val="en-US"/>
+        </w:rPr>
+      </w:pPr>
+      <w:r>
+        <w:t xml:space="preserve">Програма </w:t>
+      </w:r>
+      <w:r>
+        <w:rPr>
+          <w:lang w:val="en-US"/>
+        </w:rPr>
+        <w:t xml:space="preserve">Slack </w:t>
+      </w:r>
+      <w:r>
+        <w:t xml:space="preserve">схожа на усі інші месенджери, але має менше функцій персоналізації, містить лише необхідні інструменти для взаємодії команд. Також програма дозволяє взаємодію з іншими застосунками, які зазвичай використовуються у командах, наприклад: </w:t>
+      </w:r>
+      <w:r>
+        <w:rPr>
+          <w:lang w:val="en-US"/>
+        </w:rPr>
+        <w:t xml:space="preserve">Github, Google Calendar, Trello. </w:t>
+      </w:r>
+      <w:r>
+        <w:t>Також</w:t>
+      </w:r>
+      <w:r>
+        <w:rPr>
+          <w:lang w:val="en-US"/>
+        </w:rPr>
+        <w:t xml:space="preserve"> Slack </w:t>
+      </w:r>
+      <w:r>
+        <w:t>дозволяє завантажувати користувацькі файли у окремий простір для легшої взаємодії.</w:t>
+      </w:r>
+      <w:r>
+        <w:rPr>
+          <w:lang w:val="en-US"/>
+        </w:rPr>
+        <w:t xml:space="preserve"> </w:t>
+      </w:r>
+    </w:p>
+    <w:p>
+      <w:pPr>
+        <w:pStyle w:val="P"/>
+      </w:pPr>
+    </w:p>
+    <w:p>
+      <w:pPr>
         <w:pStyle w:val="H2"/>
       </w:pPr>
       <w:r>
@@ -612,7 +730,6 @@
         <w:pStyle w:val="P"/>
       </w:pPr>
       <w:r>
-        <w:lastRenderedPageBreak/>
         <w:t>Наприклад, для проєкту курсової роботи чат група може містит</w:t>
       </w:r>
       <w:r>

--- a/32UP Upravlinnja projektamy/1/KNT-122_Onyshchenko_Variant-19_PR1.docx
+++ b/32UP Upravlinnja projektamy/1/KNT-122_Onyshchenko_Variant-19_PR1.docx
@@ -770,30 +770,49 @@
         <w:t>private</w:t>
       </w:r>
       <w:r>
-        <w:rPr>
-          <w:lang w:val="en-US"/>
-        </w:rPr>
-        <w:t xml:space="preserve">) </w:t>
-      </w:r>
-      <w:r>
-        <w:t xml:space="preserve">та відкритими </w:t>
-      </w:r>
-      <w:r>
-        <w:rPr>
-          <w:lang w:val="en-US"/>
-        </w:rPr>
-        <w:t>(</w:t>
-      </w:r>
-      <w:r>
-        <w:t xml:space="preserve">Англійське </w:t>
+        <w:t>,</w:t>
       </w:r>
       <w:r>
         <w:rPr>
           <w:i/>
           <w:iCs/>
+        </w:rPr>
+        <w:t xml:space="preserve"> </w:t>
+      </w:r>
+      <w:r>
+        <w:t>з обмеженим доступом</w:t>
+      </w:r>
+      <w:r>
+        <w:rPr>
+          <w:lang w:val="en-US"/>
+        </w:rPr>
+        <w:t xml:space="preserve">) </w:t>
+      </w:r>
+      <w:r>
+        <w:t xml:space="preserve">та відкритими </w:t>
+      </w:r>
+      <w:r>
+        <w:rPr>
+          <w:lang w:val="en-US"/>
+        </w:rPr>
+        <w:t>(</w:t>
+      </w:r>
+      <w:r>
+        <w:t xml:space="preserve">Англійське </w:t>
+      </w:r>
+      <w:r>
+        <w:rPr>
+          <w:i/>
+          <w:iCs/>
           <w:lang w:val="en-US"/>
         </w:rPr>
         <w:t>public</w:t>
+      </w:r>
+      <w:r>
+        <w:t xml:space="preserve">, </w:t>
+      </w:r>
+      <w:r>
+        <w:t>з відкритим доступом</w:t>
       </w:r>
       <w:r>
         <w:rPr>

--- a/32UP Upravlinnja projektamy/1/KNT-122_Onyshchenko_Variant-19_PR1.docx
+++ b/32UP Upravlinnja projektamy/1/KNT-122_Onyshchenko_Variant-19_PR1.docx
@@ -446,7 +446,7 @@
         <w:pStyle w:val="P"/>
       </w:pPr>
       <w:r>
-        <w:t>Текст індивідуального завдання:</w:t>
+        <w:t>Завдання до роботи складається з таких пунктів:</w:t>
       </w:r>
     </w:p>
     <w:p>
@@ -454,11 +454,68 @@
         <w:pStyle w:val="P"/>
         <w:numPr>
           <w:ilvl w:val="0"/>
-          <w:numId w:val="2"/>
+          <w:numId w:val="3"/>
         </w:numPr>
       </w:pPr>
       <w:r>
-        <w:t>Виконати пункт один, і так далі.</w:t>
+        <w:t>Створіть єдиний простір Slack для вашої групи</w:t>
+      </w:r>
+      <w:r>
+        <w:t>;</w:t>
+      </w:r>
+    </w:p>
+    <w:p>
+      <w:pPr>
+        <w:pStyle w:val="P"/>
+        <w:numPr>
+          <w:ilvl w:val="0"/>
+          <w:numId w:val="3"/>
+        </w:numPr>
+      </w:pPr>
+      <w:r>
+        <w:t>Створіть канали для обговорення для команди з 3-5 студентів вашої групи</w:t>
+      </w:r>
+      <w:r>
+        <w:t>;</w:t>
+      </w:r>
+    </w:p>
+    <w:p>
+      <w:pPr>
+        <w:pStyle w:val="P"/>
+        <w:numPr>
+          <w:ilvl w:val="0"/>
+          <w:numId w:val="3"/>
+        </w:numPr>
+      </w:pPr>
+      <w:r>
+        <w:t xml:space="preserve">Інтегруйте робоче середовище з Google </w:t>
+      </w:r>
+      <w:r>
+        <w:rPr>
+          <w:lang w:val="en-US"/>
+        </w:rPr>
+        <w:t>C</w:t>
+      </w:r>
+      <w:r>
+        <w:t>alendar, Trello та GitHub. Продемонструйте результати інтеграції</w:t>
+      </w:r>
+      <w:r>
+        <w:t>;</w:t>
+      </w:r>
+    </w:p>
+    <w:p>
+      <w:pPr>
+        <w:pStyle w:val="P"/>
+        <w:numPr>
+          <w:ilvl w:val="0"/>
+          <w:numId w:val="3"/>
+        </w:numPr>
+      </w:pPr>
+      <w:r>
+        <w:t>Підготуйте звіт з лабораторної роботи</w:t>
+      </w:r>
+      <w:r>
+        <w:t>.</w:t>
       </w:r>
     </w:p>
     <w:p>
@@ -476,148 +533,281 @@
     </w:p>
     <w:p>
       <w:pPr>
-        <w:pStyle w:val="H2"/>
-      </w:pPr>
-      <w:r>
-        <w:t xml:space="preserve">1 </w:t>
-      </w:r>
-      <w:r>
-        <w:t xml:space="preserve">Код </w:t>
-      </w:r>
-    </w:p>
-    <w:p>
-      <w:pPr>
-        <w:pStyle w:val="P"/>
-      </w:pPr>
-    </w:p>
-    <w:p>
-      <w:pPr>
-        <w:pStyle w:val="Code"/>
-      </w:pPr>
-      <w:r>
-        <w:t>Текст коду програми.</w:t>
-      </w:r>
-    </w:p>
-    <w:p>
-      <w:pPr>
-        <w:pStyle w:val="P"/>
-      </w:pPr>
-    </w:p>
-    <w:p>
-      <w:pPr>
-        <w:pStyle w:val="H2"/>
-      </w:pPr>
-      <w:r>
-        <w:t xml:space="preserve">2 </w:t>
-      </w:r>
-      <w:r>
-        <w:t xml:space="preserve">Результати </w:t>
-      </w:r>
-    </w:p>
-    <w:p>
-      <w:pPr>
-        <w:pStyle w:val="P"/>
-      </w:pPr>
+        <w:pStyle w:val="P"/>
+        <w:rPr>
+          <w:lang w:val="en-US"/>
+        </w:rPr>
+      </w:pPr>
+    </w:p>
+    <w:p>
+      <w:pPr>
+        <w:pStyle w:val="P"/>
+        <w:rPr>
+          <w:lang w:val="en-US"/>
+        </w:rPr>
+      </w:pPr>
+      <w:r>
+        <w:t>Після входу до акаунту було створено нову групу (</w:t>
+      </w:r>
+      <w:r>
+        <w:rPr>
+          <w:lang w:val="en-US"/>
+        </w:rPr>
+        <w:t>workspace):</w:t>
+      </w:r>
     </w:p>
     <w:p>
       <w:pPr>
         <w:pStyle w:val="IMG"/>
-      </w:pPr>
-      <w:r>
-        <w:t>Картинка тут</w:t>
-      </w:r>
+        <w:rPr>
+          <w:lang w:val="en-US"/>
+        </w:rPr>
+      </w:pPr>
     </w:p>
     <w:p>
       <w:pPr>
         <w:pStyle w:val="IMG"/>
+        <w:rPr>
+          <w:lang w:val="en-US"/>
+        </w:rPr>
+      </w:pPr>
+      <w:r>
+        <w:lastRenderedPageBreak/>
+        <w:drawing>
+          <wp:inline distT="0" distB="0" distL="0" distR="0" wp14:anchorId="0267A518" wp14:editId="3CFBBAFF">
+            <wp:extent cx="5731510" cy="6494780"/>
+            <wp:effectExtent l="0" t="0" r="2540" b="1270"/>
+            <wp:docPr id="1193746783" name="Рисунок 1" descr="Зображення, що містить текст, знімок екрана, Шрифт, дизайн&#10;&#10;Вміст, створений ШІ, може бути неправильним."/>
+            <wp:cNvGraphicFramePr>
+              <a:graphicFrameLocks xmlns:a="http://schemas.openxmlformats.org/drawingml/2006/main" noChangeAspect="1"/>
+            </wp:cNvGraphicFramePr>
+            <a:graphic xmlns:a="http://schemas.openxmlformats.org/drawingml/2006/main">
+              <a:graphicData uri="http://schemas.openxmlformats.org/drawingml/2006/picture">
+                <pic:pic xmlns:pic="http://schemas.openxmlformats.org/drawingml/2006/picture">
+                  <pic:nvPicPr>
+                    <pic:cNvPr id="1193746783" name="Рисунок 1" descr="Зображення, що містить текст, знімок екрана, Шрифт, дизайн&#10;&#10;Вміст, створений ШІ, може бути неправильним."/>
+                    <pic:cNvPicPr>
+                      <a:picLocks noChangeAspect="1" noChangeArrowheads="1"/>
+                    </pic:cNvPicPr>
+                  </pic:nvPicPr>
+                  <pic:blipFill>
+                    <a:blip r:embed="rId6" cstate="print">
+                      <a:extLst>
+                        <a:ext uri="{28A0092B-C50C-407E-A947-70E740481C1C}">
+                          <a14:useLocalDpi xmlns:a14="http://schemas.microsoft.com/office/drawing/2010/main" val="0"/>
+                        </a:ext>
+                      </a:extLst>
+                    </a:blip>
+                    <a:srcRect/>
+                    <a:stretch>
+                      <a:fillRect/>
+                    </a:stretch>
+                  </pic:blipFill>
+                  <pic:spPr bwMode="auto">
+                    <a:xfrm>
+                      <a:off x="0" y="0"/>
+                      <a:ext cx="5731510" cy="6494780"/>
+                    </a:xfrm>
+                    <a:prstGeom prst="rect">
+                      <a:avLst/>
+                    </a:prstGeom>
+                    <a:noFill/>
+                    <a:ln>
+                      <a:noFill/>
+                    </a:ln>
+                  </pic:spPr>
+                </pic:pic>
+              </a:graphicData>
+            </a:graphic>
+          </wp:inline>
+        </w:drawing>
+      </w:r>
+    </w:p>
+    <w:p>
+      <w:pPr>
+        <w:pStyle w:val="IMG"/>
       </w:pPr>
       <w:r>
         <w:t xml:space="preserve">Рисунок </w:t>
       </w:r>
       <w:r>
+        <w:rPr>
+          <w:lang w:val="en-US"/>
+        </w:rPr>
+        <w:t>1</w:t>
+      </w:r>
+      <w:r>
+        <w:t xml:space="preserve">.1 – </w:t>
+      </w:r>
+      <w:r>
+        <w:t>Створена група, сторінка запрошення користувачів</w:t>
+      </w:r>
+    </w:p>
+    <w:p>
+      <w:pPr>
+        <w:pStyle w:val="P"/>
+        <w:rPr>
+          <w:lang w:val="en-US"/>
+        </w:rPr>
+      </w:pPr>
+    </w:p>
+    <w:p>
+      <w:pPr>
+        <w:pStyle w:val="P"/>
+      </w:pPr>
+      <w:r>
+        <w:t>Групу</w:t>
+      </w:r>
+      <w:r>
+        <w:t xml:space="preserve"> створено, учасників поки не запрошено. Отримано такий вигляд:</w:t>
+      </w:r>
+    </w:p>
+    <w:p>
+      <w:pPr>
+        <w:pStyle w:val="P"/>
+      </w:pPr>
+    </w:p>
+    <w:p>
+      <w:pPr>
+        <w:pStyle w:val="IMG"/>
+        <w:rPr>
+          <w:lang w:val="en-US"/>
+        </w:rPr>
+      </w:pPr>
+      <w:r>
+        <w:lastRenderedPageBreak/>
+        <w:drawing>
+          <wp:inline distT="0" distB="0" distL="0" distR="0" wp14:anchorId="2E233D40" wp14:editId="24A48883">
+            <wp:extent cx="5731510" cy="6494780"/>
+            <wp:effectExtent l="0" t="0" r="2540" b="1270"/>
+            <wp:docPr id="2008378005" name="Рисунок 2" descr="Зображення, що містить текст, електроніка, знімок екрана, програмне забезпечення&#10;&#10;Вміст, створений ШІ, може бути неправильним."/>
+            <wp:cNvGraphicFramePr>
+              <a:graphicFrameLocks xmlns:a="http://schemas.openxmlformats.org/drawingml/2006/main" noChangeAspect="1"/>
+            </wp:cNvGraphicFramePr>
+            <a:graphic xmlns:a="http://schemas.openxmlformats.org/drawingml/2006/main">
+              <a:graphicData uri="http://schemas.openxmlformats.org/drawingml/2006/picture">
+                <pic:pic xmlns:pic="http://schemas.openxmlformats.org/drawingml/2006/picture">
+                  <pic:nvPicPr>
+                    <pic:cNvPr id="2008378005" name="Рисунок 2" descr="Зображення, що містить текст, електроніка, знімок екрана, програмне забезпечення&#10;&#10;Вміст, створений ШІ, може бути неправильним."/>
+                    <pic:cNvPicPr>
+                      <a:picLocks noChangeAspect="1" noChangeArrowheads="1"/>
+                    </pic:cNvPicPr>
+                  </pic:nvPicPr>
+                  <pic:blipFill>
+                    <a:blip r:embed="rId7" cstate="print">
+                      <a:extLst>
+                        <a:ext uri="{28A0092B-C50C-407E-A947-70E740481C1C}">
+                          <a14:useLocalDpi xmlns:a14="http://schemas.microsoft.com/office/drawing/2010/main" val="0"/>
+                        </a:ext>
+                      </a:extLst>
+                    </a:blip>
+                    <a:srcRect/>
+                    <a:stretch>
+                      <a:fillRect/>
+                    </a:stretch>
+                  </pic:blipFill>
+                  <pic:spPr bwMode="auto">
+                    <a:xfrm>
+                      <a:off x="0" y="0"/>
+                      <a:ext cx="5731510" cy="6494780"/>
+                    </a:xfrm>
+                    <a:prstGeom prst="rect">
+                      <a:avLst/>
+                    </a:prstGeom>
+                    <a:noFill/>
+                    <a:ln>
+                      <a:noFill/>
+                    </a:ln>
+                  </pic:spPr>
+                </pic:pic>
+              </a:graphicData>
+            </a:graphic>
+          </wp:inline>
+        </w:drawing>
+      </w:r>
+    </w:p>
+    <w:p>
+      <w:pPr>
+        <w:pStyle w:val="IMG"/>
+        <w:rPr>
+          <w:lang w:val="en-US"/>
+        </w:rPr>
+      </w:pPr>
+      <w:r>
+        <w:t xml:space="preserve">Рисунок </w:t>
+      </w:r>
+      <w:r>
+        <w:rPr>
+          <w:lang w:val="en-US"/>
+        </w:rPr>
+        <w:t>1</w:t>
+      </w:r>
+      <w:r>
+        <w:t>.</w:t>
+      </w:r>
+      <w:r>
         <w:t>2</w:t>
       </w:r>
       <w:r>
-        <w:t>.1 – Опис картинки</w:t>
-      </w:r>
-    </w:p>
-    <w:p>
-      <w:pPr>
-        <w:pStyle w:val="P"/>
-      </w:pPr>
-    </w:p>
-    <w:p>
-      <w:pPr>
-        <w:pStyle w:val="H1"/>
-      </w:pPr>
-      <w:r>
-        <w:t xml:space="preserve">Питання </w:t>
-      </w:r>
-    </w:p>
-    <w:p>
-      <w:pPr>
-        <w:pStyle w:val="H2"/>
-      </w:pPr>
-      <w:r>
-        <w:t>Поясніть призначення та принципи роботи з системою</w:t>
+        <w:t xml:space="preserve"> – </w:t>
+      </w:r>
+      <w:r>
+        <w:t>Нов</w:t>
+      </w:r>
+      <w:r>
+        <w:t>а</w:t>
       </w:r>
       <w:r>
         <w:t xml:space="preserve"> </w:t>
       </w:r>
       <w:r>
-        <w:t>Slack. Які в неї можливості?</w:t>
-      </w:r>
-    </w:p>
-    <w:p>
-      <w:pPr>
-        <w:pStyle w:val="P"/>
-      </w:pPr>
-    </w:p>
-    <w:p>
-      <w:pPr>
-        <w:pStyle w:val="P"/>
-      </w:pPr>
-      <w:r>
-        <w:rPr>
-          <w:lang w:val="en-US"/>
-        </w:rPr>
-        <w:t xml:space="preserve">Slack </w:t>
-      </w:r>
-      <w:r>
-        <w:t>є застосунком для комунікації, частіше для корпоративних цілей</w:t>
-      </w:r>
-      <w:r>
-        <w:rPr>
-          <w:lang w:val="en-US"/>
-        </w:rPr>
-        <w:t xml:space="preserve"> </w:t>
-      </w:r>
-      <w:r>
-        <w:t>(використовуються корпораціями, на роботі)</w:t>
-      </w:r>
-      <w:r>
-        <w:t>.</w:t>
-      </w:r>
-      <w:r>
-        <w:t xml:space="preserve"> Призначенням системи є надання засобу комунікації учасників команд для узгодження задач, вирішення питань, тощо.</w:t>
-      </w:r>
-    </w:p>
-    <w:p>
-      <w:pPr>
-        <w:pStyle w:val="P"/>
-      </w:pPr>
-      <w:r>
-        <w:lastRenderedPageBreak/>
-        <w:t xml:space="preserve">Система </w:t>
-      </w:r>
-      <w:r>
-        <w:rPr>
-          <w:lang w:val="en-US"/>
-        </w:rPr>
-        <w:t xml:space="preserve">Slack </w:t>
-      </w:r>
-      <w:r>
-        <w:t xml:space="preserve">можна використовувати у браузері. Вона організована у робочі області (Англійське </w:t>
+        <w:t>група</w:t>
+      </w:r>
+      <w:r>
+        <w:t xml:space="preserve">, загальний </w:t>
+      </w:r>
+      <w:r>
+        <w:t>канал</w:t>
+      </w:r>
+    </w:p>
+    <w:p>
+      <w:pPr>
+        <w:pStyle w:val="P"/>
+        <w:ind w:firstLine="0"/>
+      </w:pPr>
+    </w:p>
+    <w:p>
+      <w:pPr>
+        <w:pStyle w:val="P"/>
+      </w:pPr>
+      <w:r>
+        <w:t>Для прикладу ц</w:t>
+      </w:r>
+      <w:r>
+        <w:t xml:space="preserve">я група </w:t>
+      </w:r>
+      <w:r>
+        <w:t xml:space="preserve">буде використовуватись як чат </w:t>
+      </w:r>
+      <w:r>
+        <w:t xml:space="preserve">команди </w:t>
+      </w:r>
+      <w:r>
+        <w:t>з курсового про</w:t>
+      </w:r>
+      <w:r>
+        <w:t>є</w:t>
+      </w:r>
+      <w:r>
+        <w:t xml:space="preserve">кту. </w:t>
+      </w:r>
+    </w:p>
+    <w:p>
+      <w:pPr>
+        <w:pStyle w:val="P"/>
+      </w:pPr>
+      <w:r>
+        <w:t xml:space="preserve">Видалено стандартні канали </w:t>
       </w:r>
       <w:r>
         <w:rPr>
@@ -625,6 +815,339 @@
           <w:iCs/>
           <w:lang w:val="en-US"/>
         </w:rPr>
+        <w:t>#new-channel</w:t>
+      </w:r>
+      <w:r>
+        <w:t xml:space="preserve"> та </w:t>
+      </w:r>
+      <w:r>
+        <w:rPr>
+          <w:i/>
+          <w:iCs/>
+          <w:lang w:val="en-US"/>
+        </w:rPr>
+        <w:t>#social</w:t>
+      </w:r>
+      <w:r>
+        <w:rPr>
+          <w:lang w:val="en-US"/>
+        </w:rPr>
+        <w:t xml:space="preserve">, </w:t>
+      </w:r>
+      <w:r>
+        <w:t>процес створення нового каналу:</w:t>
+      </w:r>
+    </w:p>
+    <w:p>
+      <w:pPr>
+        <w:pStyle w:val="P"/>
+      </w:pPr>
+    </w:p>
+    <w:p>
+      <w:pPr>
+        <w:pStyle w:val="IMG"/>
+        <w:rPr>
+          <w:lang w:val="en-US"/>
+        </w:rPr>
+      </w:pPr>
+      <w:r>
+        <w:lastRenderedPageBreak/>
+        <w:drawing>
+          <wp:inline distT="0" distB="0" distL="0" distR="0" wp14:anchorId="4CA81D2E" wp14:editId="030AC6F2">
+            <wp:extent cx="5731510" cy="6494780"/>
+            <wp:effectExtent l="0" t="0" r="2540" b="1270"/>
+            <wp:docPr id="1139628218" name="Рисунок 3" descr="Зображення, що містить текст, знімок екрана, комп’ютер, програмне забезпечення&#10;&#10;Вміст, створений ШІ, може бути неправильним."/>
+            <wp:cNvGraphicFramePr>
+              <a:graphicFrameLocks xmlns:a="http://schemas.openxmlformats.org/drawingml/2006/main" noChangeAspect="1"/>
+            </wp:cNvGraphicFramePr>
+            <a:graphic xmlns:a="http://schemas.openxmlformats.org/drawingml/2006/main">
+              <a:graphicData uri="http://schemas.openxmlformats.org/drawingml/2006/picture">
+                <pic:pic xmlns:pic="http://schemas.openxmlformats.org/drawingml/2006/picture">
+                  <pic:nvPicPr>
+                    <pic:cNvPr id="1139628218" name="Рисунок 3" descr="Зображення, що містить текст, знімок екрана, комп’ютер, програмне забезпечення&#10;&#10;Вміст, створений ШІ, може бути неправильним."/>
+                    <pic:cNvPicPr>
+                      <a:picLocks noChangeAspect="1" noChangeArrowheads="1"/>
+                    </pic:cNvPicPr>
+                  </pic:nvPicPr>
+                  <pic:blipFill>
+                    <a:blip r:embed="rId8" cstate="print">
+                      <a:extLst>
+                        <a:ext uri="{28A0092B-C50C-407E-A947-70E740481C1C}">
+                          <a14:useLocalDpi xmlns:a14="http://schemas.microsoft.com/office/drawing/2010/main" val="0"/>
+                        </a:ext>
+                      </a:extLst>
+                    </a:blip>
+                    <a:srcRect/>
+                    <a:stretch>
+                      <a:fillRect/>
+                    </a:stretch>
+                  </pic:blipFill>
+                  <pic:spPr bwMode="auto">
+                    <a:xfrm>
+                      <a:off x="0" y="0"/>
+                      <a:ext cx="5731510" cy="6494780"/>
+                    </a:xfrm>
+                    <a:prstGeom prst="rect">
+                      <a:avLst/>
+                    </a:prstGeom>
+                    <a:noFill/>
+                    <a:ln>
+                      <a:noFill/>
+                    </a:ln>
+                  </pic:spPr>
+                </pic:pic>
+              </a:graphicData>
+            </a:graphic>
+          </wp:inline>
+        </w:drawing>
+      </w:r>
+    </w:p>
+    <w:p>
+      <w:pPr>
+        <w:pStyle w:val="IMG"/>
+        <w:rPr>
+          <w:lang w:val="en-US"/>
+        </w:rPr>
+      </w:pPr>
+      <w:r>
+        <w:t xml:space="preserve">Рисунок </w:t>
+      </w:r>
+      <w:r>
+        <w:rPr>
+          <w:lang w:val="en-US"/>
+        </w:rPr>
+        <w:t>1</w:t>
+      </w:r>
+      <w:r>
+        <w:t>.</w:t>
+      </w:r>
+      <w:r>
+        <w:t>3</w:t>
+      </w:r>
+      <w:r>
+        <w:t xml:space="preserve"> – </w:t>
+      </w:r>
+      <w:r>
+        <w:t>Створення нового публічного каналу, порожній шаблон</w:t>
+      </w:r>
+    </w:p>
+    <w:p>
+      <w:pPr>
+        <w:pStyle w:val="P"/>
+      </w:pPr>
+    </w:p>
+    <w:p>
+      <w:pPr>
+        <w:pStyle w:val="P"/>
+      </w:pPr>
+      <w:r>
+        <w:t xml:space="preserve">Канал для всіх учасників (той, який не можна видалити) перейменовано на «Вітальню», створену нову категорію (Англійська </w:t>
+      </w:r>
+      <w:r>
+        <w:rPr>
+          <w:i/>
+          <w:iCs/>
+          <w:lang w:val="en-US"/>
+        </w:rPr>
+        <w:t>section</w:t>
+      </w:r>
+      <w:r>
+        <w:rPr>
+          <w:lang w:val="en-US"/>
+        </w:rPr>
+        <w:t xml:space="preserve">) </w:t>
+      </w:r>
+      <w:r>
+        <w:t>та переміщено його туди.</w:t>
+      </w:r>
+    </w:p>
+    <w:p>
+      <w:pPr>
+        <w:pStyle w:val="P"/>
+      </w:pPr>
+      <w:r>
+        <w:lastRenderedPageBreak/>
+        <w:t>Створено 3 публічні порожні канали: (1) Вибір теми, (2) Розробка програми, та (3) Наповнення записки. Кожен має відповідати за описані пункти створення курсового проєкту.</w:t>
+      </w:r>
+    </w:p>
+    <w:p>
+      <w:pPr>
+        <w:pStyle w:val="P"/>
+      </w:pPr>
+    </w:p>
+    <w:p>
+      <w:pPr>
+        <w:pStyle w:val="IMG"/>
+        <w:rPr>
+          <w:lang w:val="en-US"/>
+        </w:rPr>
+      </w:pPr>
+      <w:r>
+        <w:drawing>
+          <wp:inline distT="0" distB="0" distL="0" distR="0" wp14:anchorId="6820800E" wp14:editId="6C4D9798">
+            <wp:extent cx="5731510" cy="6494780"/>
+            <wp:effectExtent l="0" t="0" r="2540" b="1270"/>
+            <wp:docPr id="1792236377" name="Рисунок 4"/>
+            <wp:cNvGraphicFramePr>
+              <a:graphicFrameLocks xmlns:a="http://schemas.openxmlformats.org/drawingml/2006/main" noChangeAspect="1"/>
+            </wp:cNvGraphicFramePr>
+            <a:graphic xmlns:a="http://schemas.openxmlformats.org/drawingml/2006/main">
+              <a:graphicData uri="http://schemas.openxmlformats.org/drawingml/2006/picture">
+                <pic:pic xmlns:pic="http://schemas.openxmlformats.org/drawingml/2006/picture">
+                  <pic:nvPicPr>
+                    <pic:cNvPr id="0" name="Picture 7"/>
+                    <pic:cNvPicPr>
+                      <a:picLocks noChangeAspect="1" noChangeArrowheads="1"/>
+                    </pic:cNvPicPr>
+                  </pic:nvPicPr>
+                  <pic:blipFill>
+                    <a:blip r:embed="rId9" cstate="print">
+                      <a:extLst>
+                        <a:ext uri="{28A0092B-C50C-407E-A947-70E740481C1C}">
+                          <a14:useLocalDpi xmlns:a14="http://schemas.microsoft.com/office/drawing/2010/main" val="0"/>
+                        </a:ext>
+                      </a:extLst>
+                    </a:blip>
+                    <a:srcRect/>
+                    <a:stretch>
+                      <a:fillRect/>
+                    </a:stretch>
+                  </pic:blipFill>
+                  <pic:spPr bwMode="auto">
+                    <a:xfrm>
+                      <a:off x="0" y="0"/>
+                      <a:ext cx="5731510" cy="6494780"/>
+                    </a:xfrm>
+                    <a:prstGeom prst="rect">
+                      <a:avLst/>
+                    </a:prstGeom>
+                    <a:noFill/>
+                    <a:ln>
+                      <a:noFill/>
+                    </a:ln>
+                  </pic:spPr>
+                </pic:pic>
+              </a:graphicData>
+            </a:graphic>
+          </wp:inline>
+        </w:drawing>
+      </w:r>
+    </w:p>
+    <w:p>
+      <w:pPr>
+        <w:pStyle w:val="IMG"/>
+      </w:pPr>
+      <w:r>
+        <w:t xml:space="preserve">Рисунок </w:t>
+      </w:r>
+      <w:r>
+        <w:rPr>
+          <w:lang w:val="en-US"/>
+        </w:rPr>
+        <w:t>1</w:t>
+      </w:r>
+      <w:r>
+        <w:t>.</w:t>
+      </w:r>
+      <w:r>
+        <w:t>4</w:t>
+      </w:r>
+      <w:r>
+        <w:t xml:space="preserve"> – </w:t>
+      </w:r>
+      <w:r>
+        <w:t>Створені канали, переміщений загальний канал</w:t>
+      </w:r>
+    </w:p>
+    <w:p>
+      <w:pPr>
+        <w:pStyle w:val="P"/>
+      </w:pPr>
+    </w:p>
+    <w:p>
+      <w:pPr>
+        <w:pStyle w:val="P"/>
+      </w:pPr>
+    </w:p>
+    <w:p>
+      <w:pPr>
+        <w:pStyle w:val="H1"/>
+      </w:pPr>
+      <w:r>
+        <w:lastRenderedPageBreak/>
+        <w:t xml:space="preserve">Питання </w:t>
+      </w:r>
+    </w:p>
+    <w:p>
+      <w:pPr>
+        <w:pStyle w:val="H2"/>
+      </w:pPr>
+      <w:r>
+        <w:t>Поясніть призначення та принципи роботи з системою</w:t>
+      </w:r>
+      <w:r>
+        <w:t xml:space="preserve"> </w:t>
+      </w:r>
+      <w:r>
+        <w:t>Slack. Які в неї можливості?</w:t>
+      </w:r>
+    </w:p>
+    <w:p>
+      <w:pPr>
+        <w:pStyle w:val="P"/>
+      </w:pPr>
+    </w:p>
+    <w:p>
+      <w:pPr>
+        <w:pStyle w:val="P"/>
+      </w:pPr>
+      <w:r>
+        <w:rPr>
+          <w:lang w:val="en-US"/>
+        </w:rPr>
+        <w:t xml:space="preserve">Slack </w:t>
+      </w:r>
+      <w:r>
+        <w:t>є застосунком для комунікації, частіше для корпоративних цілей</w:t>
+      </w:r>
+      <w:r>
+        <w:rPr>
+          <w:lang w:val="en-US"/>
+        </w:rPr>
+        <w:t xml:space="preserve"> </w:t>
+      </w:r>
+      <w:r>
+        <w:t>(використовуються корпораціями, на роботі)</w:t>
+      </w:r>
+      <w:r>
+        <w:t>.</w:t>
+      </w:r>
+      <w:r>
+        <w:t xml:space="preserve"> Призначенням системи є надання засобу комунікації учасників команд для узгодження задач, вирішення питань, тощо.</w:t>
+      </w:r>
+    </w:p>
+    <w:p>
+      <w:pPr>
+        <w:pStyle w:val="P"/>
+      </w:pPr>
+      <w:r>
+        <w:t xml:space="preserve">Система </w:t>
+      </w:r>
+      <w:r>
+        <w:rPr>
+          <w:lang w:val="en-US"/>
+        </w:rPr>
+        <w:t xml:space="preserve">Slack </w:t>
+      </w:r>
+      <w:r>
+        <w:t xml:space="preserve">можна використовувати у браузері. Вона організована у робочі області (Англійське </w:t>
+      </w:r>
+      <w:r>
+        <w:rPr>
+          <w:i/>
+          <w:iCs/>
+          <w:lang w:val="en-US"/>
+        </w:rPr>
         <w:t>workspaces</w:t>
       </w:r>
       <w:r>
@@ -750,6 +1273,7 @@
         </w:rPr>
       </w:pPr>
       <w:r>
+        <w:lastRenderedPageBreak/>
         <w:t xml:space="preserve">Канали у </w:t>
       </w:r>
       <w:r>
@@ -1009,6 +1533,95 @@
     </w:lvl>
   </w:abstractNum>
   <w:abstractNum w:abstractNumId="1" w15:restartNumberingAfterBreak="0">
+    <w:nsid w:val="748903EC"/>
+    <w:multiLevelType w:val="hybridMultilevel"/>
+    <w:tmpl w:val="33A80580"/>
+    <w:lvl w:ilvl="0" w:tplc="B220F4E8">
+      <w:start w:val="1"/>
+      <w:numFmt w:val="decimal"/>
+      <w:lvlText w:val="%1."/>
+      <w:lvlJc w:val="left"/>
+      <w:pPr>
+        <w:ind w:left="1211" w:hanging="360"/>
+      </w:pPr>
+      <w:rPr>
+        <w:rFonts w:hint="default"/>
+      </w:rPr>
+    </w:lvl>
+    <w:lvl w:ilvl="1" w:tplc="04220019" w:tentative="1">
+      <w:start w:val="1"/>
+      <w:numFmt w:val="lowerLetter"/>
+      <w:lvlText w:val="%2."/>
+      <w:lvlJc w:val="left"/>
+      <w:pPr>
+        <w:ind w:left="1931" w:hanging="360"/>
+      </w:pPr>
+    </w:lvl>
+    <w:lvl w:ilvl="2" w:tplc="0422001B" w:tentative="1">
+      <w:start w:val="1"/>
+      <w:numFmt w:val="lowerRoman"/>
+      <w:lvlText w:val="%3."/>
+      <w:lvlJc w:val="right"/>
+      <w:pPr>
+        <w:ind w:left="2651" w:hanging="180"/>
+      </w:pPr>
+    </w:lvl>
+    <w:lvl w:ilvl="3" w:tplc="0422000F" w:tentative="1">
+      <w:start w:val="1"/>
+      <w:numFmt w:val="decimal"/>
+      <w:lvlText w:val="%4."/>
+      <w:lvlJc w:val="left"/>
+      <w:pPr>
+        <w:ind w:left="3371" w:hanging="360"/>
+      </w:pPr>
+    </w:lvl>
+    <w:lvl w:ilvl="4" w:tplc="04220019" w:tentative="1">
+      <w:start w:val="1"/>
+      <w:numFmt w:val="lowerLetter"/>
+      <w:lvlText w:val="%5."/>
+      <w:lvlJc w:val="left"/>
+      <w:pPr>
+        <w:ind w:left="4091" w:hanging="360"/>
+      </w:pPr>
+    </w:lvl>
+    <w:lvl w:ilvl="5" w:tplc="0422001B" w:tentative="1">
+      <w:start w:val="1"/>
+      <w:numFmt w:val="lowerRoman"/>
+      <w:lvlText w:val="%6."/>
+      <w:lvlJc w:val="right"/>
+      <w:pPr>
+        <w:ind w:left="4811" w:hanging="180"/>
+      </w:pPr>
+    </w:lvl>
+    <w:lvl w:ilvl="6" w:tplc="0422000F" w:tentative="1">
+      <w:start w:val="1"/>
+      <w:numFmt w:val="decimal"/>
+      <w:lvlText w:val="%7."/>
+      <w:lvlJc w:val="left"/>
+      <w:pPr>
+        <w:ind w:left="5531" w:hanging="360"/>
+      </w:pPr>
+    </w:lvl>
+    <w:lvl w:ilvl="7" w:tplc="04220019" w:tentative="1">
+      <w:start w:val="1"/>
+      <w:numFmt w:val="lowerLetter"/>
+      <w:lvlText w:val="%8."/>
+      <w:lvlJc w:val="left"/>
+      <w:pPr>
+        <w:ind w:left="6251" w:hanging="360"/>
+      </w:pPr>
+    </w:lvl>
+    <w:lvl w:ilvl="8" w:tplc="0422001B" w:tentative="1">
+      <w:start w:val="1"/>
+      <w:numFmt w:val="lowerRoman"/>
+      <w:lvlText w:val="%9."/>
+      <w:lvlJc w:val="right"/>
+      <w:pPr>
+        <w:ind w:left="6971" w:hanging="180"/>
+      </w:pPr>
+    </w:lvl>
+  </w:abstractNum>
+  <w:abstractNum w:abstractNumId="2" w15:restartNumberingAfterBreak="0">
     <w:nsid w:val="795D4379"/>
     <w:multiLevelType w:val="hybridMultilevel"/>
     <w:tmpl w:val="C21A163C"/>
@@ -1121,10 +1734,13 @@
     </w:lvl>
   </w:abstractNum>
   <w:num w:numId="1" w16cid:durableId="1471048762">
-    <w:abstractNumId w:val="1"/>
+    <w:abstractNumId w:val="2"/>
   </w:num>
   <w:num w:numId="2" w16cid:durableId="2123066900">
     <w:abstractNumId w:val="0"/>
+  </w:num>
+  <w:num w:numId="3" w16cid:durableId="343481994">
+    <w:abstractNumId w:val="1"/>
   </w:num>
 </w:numbering>
 </file>

--- a/32UP Upravlinnja projektamy/1/KNT-122_Onyshchenko_Variant-19_PR1.docx
+++ b/32UP Upravlinnja projektamy/1/KNT-122_Onyshchenko_Variant-19_PR1.docx
@@ -984,10 +984,10 @@
       </w:pPr>
       <w:r>
         <w:drawing>
-          <wp:inline distT="0" distB="0" distL="0" distR="0" wp14:anchorId="6820800E" wp14:editId="6C4D9798">
+          <wp:inline distT="0" distB="0" distL="0" distR="0" wp14:anchorId="6820800E" wp14:editId="2949F025">
             <wp:extent cx="5731510" cy="6494780"/>
             <wp:effectExtent l="0" t="0" r="2540" b="1270"/>
-            <wp:docPr id="1792236377" name="Рисунок 4"/>
+            <wp:docPr id="1792236377" name="Рисунок 4" descr="Зображення, що містить текст, електроніка, знімок екрана, програмне забезпечення&#10;&#10;Вміст, створений ШІ, може бути неправильним."/>
             <wp:cNvGraphicFramePr>
               <a:graphicFrameLocks xmlns:a="http://schemas.openxmlformats.org/drawingml/2006/main" noChangeAspect="1"/>
             </wp:cNvGraphicFramePr>
@@ -995,7 +995,7 @@
               <a:graphicData uri="http://schemas.openxmlformats.org/drawingml/2006/picture">
                 <pic:pic xmlns:pic="http://schemas.openxmlformats.org/drawingml/2006/picture">
                   <pic:nvPicPr>
-                    <pic:cNvPr id="0" name="Picture 7"/>
+                    <pic:cNvPr id="1792236377" name="Рисунок 4" descr="Зображення, що містить текст, електроніка, знімок екрана, програмне забезпечення&#10;&#10;Вміст, створений ШІ, може бути неправильним."/>
                     <pic:cNvPicPr>
                       <a:picLocks noChangeAspect="1" noChangeArrowheads="1"/>
                     </pic:cNvPicPr>
@@ -1062,6 +1062,305 @@
     <w:p>
       <w:pPr>
         <w:pStyle w:val="P"/>
+        <w:rPr>
+          <w:lang w:val="en-US"/>
+        </w:rPr>
+      </w:pPr>
+    </w:p>
+    <w:p>
+      <w:pPr>
+        <w:pStyle w:val="P"/>
+      </w:pPr>
+      <w:r>
+        <w:lastRenderedPageBreak/>
+        <w:t>Створення інших акаунтів для виконання вимоги наявності трьох-п’яти учасників групи:</w:t>
+      </w:r>
+    </w:p>
+    <w:p>
+      <w:pPr>
+        <w:pStyle w:val="P"/>
+      </w:pPr>
+    </w:p>
+    <w:p>
+      <w:pPr>
+        <w:pStyle w:val="IMG"/>
+        <w:rPr>
+          <w:lang w:val="en-US"/>
+        </w:rPr>
+      </w:pPr>
+      <w:r>
+        <w:drawing>
+          <wp:inline distT="0" distB="0" distL="0" distR="0" wp14:anchorId="51B45C99" wp14:editId="7ED69F83">
+            <wp:extent cx="5731510" cy="6035040"/>
+            <wp:effectExtent l="0" t="0" r="2540" b="3810"/>
+            <wp:docPr id="1510539353" name="Рисунок 1" descr="Зображення, що містить текст, знімок екрана, Шрифт, дизайн&#10;&#10;Вміст, створений ШІ, може бути неправильним."/>
+            <wp:cNvGraphicFramePr>
+              <a:graphicFrameLocks xmlns:a="http://schemas.openxmlformats.org/drawingml/2006/main" noChangeAspect="1"/>
+            </wp:cNvGraphicFramePr>
+            <a:graphic xmlns:a="http://schemas.openxmlformats.org/drawingml/2006/main">
+              <a:graphicData uri="http://schemas.openxmlformats.org/drawingml/2006/picture">
+                <pic:pic xmlns:pic="http://schemas.openxmlformats.org/drawingml/2006/picture">
+                  <pic:nvPicPr>
+                    <pic:cNvPr id="1510539353" name="Рисунок 1" descr="Зображення, що містить текст, знімок екрана, Шрифт, дизайн&#10;&#10;Вміст, створений ШІ, може бути неправильним."/>
+                    <pic:cNvPicPr/>
+                  </pic:nvPicPr>
+                  <pic:blipFill>
+                    <a:blip r:embed="rId10"/>
+                    <a:stretch>
+                      <a:fillRect/>
+                    </a:stretch>
+                  </pic:blipFill>
+                  <pic:spPr>
+                    <a:xfrm>
+                      <a:off x="0" y="0"/>
+                      <a:ext cx="5731510" cy="6035040"/>
+                    </a:xfrm>
+                    <a:prstGeom prst="rect">
+                      <a:avLst/>
+                    </a:prstGeom>
+                  </pic:spPr>
+                </pic:pic>
+              </a:graphicData>
+            </a:graphic>
+          </wp:inline>
+        </w:drawing>
+      </w:r>
+    </w:p>
+    <w:p>
+      <w:pPr>
+        <w:pStyle w:val="IMG"/>
+      </w:pPr>
+      <w:r>
+        <w:t xml:space="preserve">Рисунок </w:t>
+      </w:r>
+      <w:r>
+        <w:rPr>
+          <w:lang w:val="en-US"/>
+        </w:rPr>
+        <w:t>1</w:t>
+      </w:r>
+      <w:r>
+        <w:t>.</w:t>
+      </w:r>
+      <w:r>
+        <w:t>5</w:t>
+      </w:r>
+      <w:r>
+        <w:t xml:space="preserve"> –</w:t>
+      </w:r>
+      <w:r>
+        <w:t xml:space="preserve"> Введення іншої адреси електронної пошти для другого акаунту</w:t>
+      </w:r>
+    </w:p>
+    <w:p>
+      <w:pPr>
+        <w:pStyle w:val="P"/>
+      </w:pPr>
+    </w:p>
+    <w:p>
+      <w:pPr>
+        <w:pStyle w:val="P"/>
+      </w:pPr>
+      <w:r>
+        <w:t>Скопійовано посилання для доєднання до групи (</w:t>
+      </w:r>
+      <w:r>
+        <w:rPr>
+          <w:lang w:val="en-US"/>
+        </w:rPr>
+        <w:t xml:space="preserve">Settings, Invite people, Copy invite link) </w:t>
+      </w:r>
+      <w:r>
+        <w:t>та вхід через нього до групи з другого акаунту:</w:t>
+      </w:r>
+    </w:p>
+    <w:p>
+      <w:pPr>
+        <w:pStyle w:val="P"/>
+      </w:pPr>
+    </w:p>
+    <w:p>
+      <w:pPr>
+        <w:pStyle w:val="IMG"/>
+        <w:rPr>
+          <w:lang w:val="en-US"/>
+        </w:rPr>
+      </w:pPr>
+      <w:r>
+        <w:lastRenderedPageBreak/>
+        <w:drawing>
+          <wp:inline distT="0" distB="0" distL="0" distR="0" wp14:anchorId="01519588" wp14:editId="70E9C141">
+            <wp:extent cx="5731510" cy="5392420"/>
+            <wp:effectExtent l="0" t="0" r="2540" b="0"/>
+            <wp:docPr id="1071850506" name="Рисунок 1" descr="Зображення, що містить текст, знімок екрана, Шрифт&#10;&#10;Вміст, створений ШІ, може бути неправильним."/>
+            <wp:cNvGraphicFramePr>
+              <a:graphicFrameLocks xmlns:a="http://schemas.openxmlformats.org/drawingml/2006/main" noChangeAspect="1"/>
+            </wp:cNvGraphicFramePr>
+            <a:graphic xmlns:a="http://schemas.openxmlformats.org/drawingml/2006/main">
+              <a:graphicData uri="http://schemas.openxmlformats.org/drawingml/2006/picture">
+                <pic:pic xmlns:pic="http://schemas.openxmlformats.org/drawingml/2006/picture">
+                  <pic:nvPicPr>
+                    <pic:cNvPr id="1071850506" name="Рисунок 1" descr="Зображення, що містить текст, знімок екрана, Шрифт&#10;&#10;Вміст, створений ШІ, може бути неправильним."/>
+                    <pic:cNvPicPr/>
+                  </pic:nvPicPr>
+                  <pic:blipFill>
+                    <a:blip r:embed="rId11"/>
+                    <a:stretch>
+                      <a:fillRect/>
+                    </a:stretch>
+                  </pic:blipFill>
+                  <pic:spPr>
+                    <a:xfrm>
+                      <a:off x="0" y="0"/>
+                      <a:ext cx="5731510" cy="5392420"/>
+                    </a:xfrm>
+                    <a:prstGeom prst="rect">
+                      <a:avLst/>
+                    </a:prstGeom>
+                  </pic:spPr>
+                </pic:pic>
+              </a:graphicData>
+            </a:graphic>
+          </wp:inline>
+        </w:drawing>
+      </w:r>
+    </w:p>
+    <w:p>
+      <w:pPr>
+        <w:pStyle w:val="IMG"/>
+      </w:pPr>
+      <w:r>
+        <w:t xml:space="preserve">Рисунок </w:t>
+      </w:r>
+      <w:r>
+        <w:rPr>
+          <w:lang w:val="en-US"/>
+        </w:rPr>
+        <w:t>1</w:t>
+      </w:r>
+      <w:r>
+        <w:t>.</w:t>
+      </w:r>
+      <w:r>
+        <w:t>6</w:t>
+      </w:r>
+      <w:r>
+        <w:t xml:space="preserve"> –</w:t>
+      </w:r>
+      <w:r>
+        <w:rPr>
+          <w:lang w:val="en-US"/>
+        </w:rPr>
+        <w:t xml:space="preserve"> </w:t>
+      </w:r>
+      <w:r>
+        <w:t>Вхід до акаунту за запрошувальним посиланням з іншого акаунту</w:t>
+      </w:r>
+    </w:p>
+    <w:p>
+      <w:pPr>
+        <w:pStyle w:val="P"/>
+      </w:pPr>
+    </w:p>
+    <w:p>
+      <w:pPr>
+        <w:pStyle w:val="P"/>
+      </w:pPr>
+      <w:r>
+        <w:t>Доєднано до групи з іншого акаунту, вигляд групи для іншого учасника такий:</w:t>
+      </w:r>
+    </w:p>
+    <w:p>
+      <w:pPr>
+        <w:pStyle w:val="P"/>
+      </w:pPr>
+    </w:p>
+    <w:p>
+      <w:pPr>
+        <w:pStyle w:val="IMG"/>
+        <w:rPr>
+          <w:lang w:val="en-US"/>
+        </w:rPr>
+      </w:pPr>
+      <w:r>
+        <w:lastRenderedPageBreak/>
+        <w:drawing>
+          <wp:inline distT="0" distB="0" distL="0" distR="0" wp14:anchorId="165347E2" wp14:editId="38E639DA">
+            <wp:extent cx="5731510" cy="6044565"/>
+            <wp:effectExtent l="0" t="0" r="2540" b="0"/>
+            <wp:docPr id="1957195945" name="Рисунок 1" descr="Зображення, що містить текст, електроніка, знімок екрана, програмне забезпечення&#10;&#10;Вміст, створений ШІ, може бути неправильним."/>
+            <wp:cNvGraphicFramePr>
+              <a:graphicFrameLocks xmlns:a="http://schemas.openxmlformats.org/drawingml/2006/main" noChangeAspect="1"/>
+            </wp:cNvGraphicFramePr>
+            <a:graphic xmlns:a="http://schemas.openxmlformats.org/drawingml/2006/main">
+              <a:graphicData uri="http://schemas.openxmlformats.org/drawingml/2006/picture">
+                <pic:pic xmlns:pic="http://schemas.openxmlformats.org/drawingml/2006/picture">
+                  <pic:nvPicPr>
+                    <pic:cNvPr id="1957195945" name="Рисунок 1" descr="Зображення, що містить текст, електроніка, знімок екрана, програмне забезпечення&#10;&#10;Вміст, створений ШІ, може бути неправильним."/>
+                    <pic:cNvPicPr/>
+                  </pic:nvPicPr>
+                  <pic:blipFill>
+                    <a:blip r:embed="rId12"/>
+                    <a:stretch>
+                      <a:fillRect/>
+                    </a:stretch>
+                  </pic:blipFill>
+                  <pic:spPr>
+                    <a:xfrm>
+                      <a:off x="0" y="0"/>
+                      <a:ext cx="5731510" cy="6044565"/>
+                    </a:xfrm>
+                    <a:prstGeom prst="rect">
+                      <a:avLst/>
+                    </a:prstGeom>
+                  </pic:spPr>
+                </pic:pic>
+              </a:graphicData>
+            </a:graphic>
+          </wp:inline>
+        </w:drawing>
+      </w:r>
+    </w:p>
+    <w:p>
+      <w:pPr>
+        <w:pStyle w:val="IMG"/>
+      </w:pPr>
+      <w:r>
+        <w:t xml:space="preserve">Рисунок </w:t>
+      </w:r>
+      <w:r>
+        <w:rPr>
+          <w:lang w:val="en-US"/>
+        </w:rPr>
+        <w:t>1</w:t>
+      </w:r>
+      <w:r>
+        <w:t>.</w:t>
+      </w:r>
+      <w:r>
+        <w:t>7</w:t>
+      </w:r>
+      <w:r>
+        <w:t xml:space="preserve"> –</w:t>
+      </w:r>
+      <w:r>
+        <w:rPr>
+          <w:lang w:val="en-US"/>
+        </w:rPr>
+        <w:t xml:space="preserve"> </w:t>
+      </w:r>
+      <w:r>
+        <w:t>Доєднано до групи з іншого акаунту, вигляд каналу</w:t>
+      </w:r>
+    </w:p>
+    <w:p>
+      <w:pPr>
+        <w:pStyle w:val="P"/>
+      </w:pPr>
+    </w:p>
+    <w:p>
+      <w:pPr>
+        <w:pStyle w:val="P"/>
       </w:pPr>
     </w:p>
     <w:p>
@@ -1074,37 +1373,37 @@
         <w:pStyle w:val="H1"/>
       </w:pPr>
       <w:r>
+        <w:t xml:space="preserve">Питання </w:t>
+      </w:r>
+    </w:p>
+    <w:p>
+      <w:pPr>
+        <w:pStyle w:val="H2"/>
+      </w:pPr>
+      <w:r>
+        <w:t>Поясніть призначення та принципи роботи з системою</w:t>
+      </w:r>
+      <w:r>
+        <w:t xml:space="preserve"> </w:t>
+      </w:r>
+      <w:r>
+        <w:t>Slack. Які в неї можливості?</w:t>
+      </w:r>
+    </w:p>
+    <w:p>
+      <w:pPr>
+        <w:pStyle w:val="P"/>
+      </w:pPr>
+    </w:p>
+    <w:p>
+      <w:pPr>
+        <w:pStyle w:val="P"/>
+      </w:pPr>
+      <w:r>
+        <w:rPr>
+          <w:lang w:val="en-US"/>
+        </w:rPr>
         <w:lastRenderedPageBreak/>
-        <w:t xml:space="preserve">Питання </w:t>
-      </w:r>
-    </w:p>
-    <w:p>
-      <w:pPr>
-        <w:pStyle w:val="H2"/>
-      </w:pPr>
-      <w:r>
-        <w:t>Поясніть призначення та принципи роботи з системою</w:t>
-      </w:r>
-      <w:r>
-        <w:t xml:space="preserve"> </w:t>
-      </w:r>
-      <w:r>
-        <w:t>Slack. Які в неї можливості?</w:t>
-      </w:r>
-    </w:p>
-    <w:p>
-      <w:pPr>
-        <w:pStyle w:val="P"/>
-      </w:pPr>
-    </w:p>
-    <w:p>
-      <w:pPr>
-        <w:pStyle w:val="P"/>
-      </w:pPr>
-      <w:r>
-        <w:rPr>
-          <w:lang w:val="en-US"/>
-        </w:rPr>
         <w:t xml:space="preserve">Slack </w:t>
       </w:r>
       <w:r>
@@ -1273,7 +1572,6 @@
         </w:rPr>
       </w:pPr>
       <w:r>
-        <w:lastRenderedPageBreak/>
         <w:t xml:space="preserve">Канали у </w:t>
       </w:r>
       <w:r>
@@ -1371,6 +1669,7 @@
         </w:rPr>
       </w:pPr>
       <w:r>
+        <w:lastRenderedPageBreak/>
         <w:t xml:space="preserve">В чаті групи </w:t>
       </w:r>
       <w:r>

--- a/32UP Upravlinnja projektamy/1/KNT-122_Onyshchenko_Variant-19_PR1.docx
+++ b/32UP Upravlinnja projektamy/1/KNT-122_Onyshchenko_Variant-19_PR1.docx
@@ -1457,83 +1457,21 @@
     <w:p>
       <w:pPr>
         <w:pStyle w:val="P"/>
-      </w:pPr>
-    </w:p>
-    <w:p>
-      <w:pPr>
-        <w:pStyle w:val="H1"/>
-      </w:pPr>
-      <w:r>
-        <w:t xml:space="preserve">Питання </w:t>
-      </w:r>
-    </w:p>
-    <w:p>
-      <w:pPr>
-        <w:pStyle w:val="H2"/>
-      </w:pPr>
-      <w:r>
-        <w:t>Поясніть призначення та принципи роботи з системою</w:t>
-      </w:r>
-      <w:r>
-        <w:t xml:space="preserve"> </w:t>
-      </w:r>
-      <w:r>
-        <w:t>Slack. Які в неї можливості?</w:t>
-      </w:r>
-    </w:p>
-    <w:p>
-      <w:pPr>
-        <w:pStyle w:val="P"/>
-      </w:pPr>
-    </w:p>
-    <w:p>
-      <w:pPr>
-        <w:pStyle w:val="P"/>
-      </w:pPr>
-      <w:r>
-        <w:rPr>
-          <w:lang w:val="en-US"/>
-        </w:rPr>
-        <w:t xml:space="preserve">Slack </w:t>
-      </w:r>
-      <w:r>
-        <w:t>є застосунком для комунікації, частіше для корпоративних цілей</w:t>
-      </w:r>
-      <w:r>
-        <w:rPr>
-          <w:lang w:val="en-US"/>
-        </w:rPr>
-        <w:t xml:space="preserve"> </w:t>
-      </w:r>
-      <w:r>
-        <w:t>(використовуються корпораціями, на роботі)</w:t>
-      </w:r>
-      <w:r>
-        <w:t>.</w:t>
-      </w:r>
-      <w:r>
-        <w:t xml:space="preserve"> Призначенням системи </w:t>
-      </w:r>
-      <w:r>
-        <w:lastRenderedPageBreak/>
-        <w:t>є надання засобу комунікації учасників команд для узгодження задач, вирішення питань, тощо.</w:t>
-      </w:r>
-    </w:p>
-    <w:p>
-      <w:pPr>
-        <w:pStyle w:val="P"/>
-      </w:pPr>
-      <w:r>
-        <w:t xml:space="preserve">Система </w:t>
-      </w:r>
-      <w:r>
-        <w:rPr>
-          <w:lang w:val="en-US"/>
-        </w:rPr>
-        <w:t xml:space="preserve">Slack </w:t>
-      </w:r>
-      <w:r>
-        <w:t xml:space="preserve">можна використовувати у браузері. Вона організована у робочі області (Англійське </w:t>
+        <w:rPr>
+          <w:lang w:val="en-US"/>
+        </w:rPr>
+      </w:pPr>
+      <w:r>
+        <w:t xml:space="preserve">Для додавання інтеграції з </w:t>
+      </w:r>
+      <w:r>
+        <w:rPr>
+          <w:lang w:val="en-US"/>
+        </w:rPr>
+        <w:t xml:space="preserve">Google </w:t>
+      </w:r>
+      <w:r>
+        <w:t xml:space="preserve">Календарем перейшов на першому акаунті до вкладки додатків (Англійське </w:t>
       </w:r>
       <w:r>
         <w:rPr>
@@ -1541,7 +1479,7 @@
           <w:iCs/>
           <w:lang w:val="en-US"/>
         </w:rPr>
-        <w:t>workspaces</w:t>
+        <w:t>apps</w:t>
       </w:r>
       <w:r>
         <w:rPr>
@@ -1550,19 +1488,379 @@
         <w:t xml:space="preserve">), </w:t>
       </w:r>
       <w:r>
-        <w:t>які складаються з каналів. Канал є окремою областю групи для спілкування на окрему тему.</w:t>
-      </w:r>
-    </w:p>
-    <w:p>
-      <w:pPr>
-        <w:pStyle w:val="P"/>
-        <w:rPr>
-          <w:lang w:val="en-US"/>
-        </w:rPr>
-      </w:pPr>
-      <w:r>
-        <w:t xml:space="preserve">Програма </w:t>
-      </w:r>
+        <w:t xml:space="preserve">обрав </w:t>
+      </w:r>
+      <w:r>
+        <w:rPr>
+          <w:lang w:val="en-US"/>
+        </w:rPr>
+        <w:t>Google Calendar:</w:t>
+      </w:r>
+    </w:p>
+    <w:p>
+      <w:pPr>
+        <w:pStyle w:val="P"/>
+        <w:rPr>
+          <w:lang w:val="en-US"/>
+        </w:rPr>
+      </w:pPr>
+    </w:p>
+    <w:p>
+      <w:pPr>
+        <w:pStyle w:val="IMG"/>
+        <w:rPr>
+          <w:lang w:val="en-US"/>
+        </w:rPr>
+      </w:pPr>
+      <w:r>
+        <w:lastRenderedPageBreak/>
+        <w:drawing>
+          <wp:inline distT="0" distB="0" distL="0" distR="0" wp14:anchorId="54A6AF1E" wp14:editId="6B0FD353">
+            <wp:extent cx="5731510" cy="6344285"/>
+            <wp:effectExtent l="0" t="0" r="2540" b="0"/>
+            <wp:docPr id="2047298338" name="Рисунок 7" descr="Зображення, що містить текст, знімок екрана, Шрифт, число&#10;&#10;Вміст, створений ШІ, може бути неправильним."/>
+            <wp:cNvGraphicFramePr>
+              <a:graphicFrameLocks xmlns:a="http://schemas.openxmlformats.org/drawingml/2006/main" noChangeAspect="1"/>
+            </wp:cNvGraphicFramePr>
+            <a:graphic xmlns:a="http://schemas.openxmlformats.org/drawingml/2006/main">
+              <a:graphicData uri="http://schemas.openxmlformats.org/drawingml/2006/picture">
+                <pic:pic xmlns:pic="http://schemas.openxmlformats.org/drawingml/2006/picture">
+                  <pic:nvPicPr>
+                    <pic:cNvPr id="2047298338" name="Рисунок 7" descr="Зображення, що містить текст, знімок екрана, Шрифт, число&#10;&#10;Вміст, створений ШІ, може бути неправильним."/>
+                    <pic:cNvPicPr>
+                      <a:picLocks noChangeAspect="1" noChangeArrowheads="1"/>
+                    </pic:cNvPicPr>
+                  </pic:nvPicPr>
+                  <pic:blipFill>
+                    <a:blip r:embed="rId14" cstate="print">
+                      <a:extLst>
+                        <a:ext uri="{28A0092B-C50C-407E-A947-70E740481C1C}">
+                          <a14:useLocalDpi xmlns:a14="http://schemas.microsoft.com/office/drawing/2010/main" val="0"/>
+                        </a:ext>
+                      </a:extLst>
+                    </a:blip>
+                    <a:srcRect/>
+                    <a:stretch>
+                      <a:fillRect/>
+                    </a:stretch>
+                  </pic:blipFill>
+                  <pic:spPr bwMode="auto">
+                    <a:xfrm>
+                      <a:off x="0" y="0"/>
+                      <a:ext cx="5731510" cy="6344285"/>
+                    </a:xfrm>
+                    <a:prstGeom prst="rect">
+                      <a:avLst/>
+                    </a:prstGeom>
+                    <a:noFill/>
+                    <a:ln>
+                      <a:noFill/>
+                    </a:ln>
+                  </pic:spPr>
+                </pic:pic>
+              </a:graphicData>
+            </a:graphic>
+          </wp:inline>
+        </w:drawing>
+      </w:r>
+    </w:p>
+    <w:p>
+      <w:pPr>
+        <w:pStyle w:val="IMG"/>
+        <w:rPr>
+          <w:lang w:val="en-US"/>
+        </w:rPr>
+      </w:pPr>
+      <w:r>
+        <w:t xml:space="preserve">Рисунок </w:t>
+      </w:r>
+      <w:r>
+        <w:rPr>
+          <w:lang w:val="en-US"/>
+        </w:rPr>
+        <w:t>1</w:t>
+      </w:r>
+      <w:r>
+        <w:t>.</w:t>
+      </w:r>
+      <w:r>
+        <w:rPr>
+          <w:lang w:val="en-US"/>
+        </w:rPr>
+        <w:t>9</w:t>
+      </w:r>
+      <w:r>
+        <w:t xml:space="preserve"> –</w:t>
+      </w:r>
+      <w:r>
+        <w:rPr>
+          <w:lang w:val="en-US"/>
+        </w:rPr>
+        <w:t xml:space="preserve"> </w:t>
+      </w:r>
+      <w:r>
+        <w:t>Додавання додатку календаря до групи</w:t>
+      </w:r>
+    </w:p>
+    <w:p>
+      <w:pPr>
+        <w:pStyle w:val="P"/>
+        <w:rPr>
+          <w:lang w:val="en-US"/>
+        </w:rPr>
+      </w:pPr>
+    </w:p>
+    <w:p>
+      <w:pPr>
+        <w:pStyle w:val="P"/>
+      </w:pPr>
+      <w:r>
+        <w:t xml:space="preserve">Після додавання додатку </w:t>
+      </w:r>
+      <w:r>
+        <w:rPr>
+          <w:lang w:val="en-US"/>
+        </w:rPr>
+        <w:t xml:space="preserve">Google </w:t>
+      </w:r>
+      <w:r>
+        <w:t>Календаря до групи, його можна використовувати в чаті:</w:t>
+      </w:r>
+    </w:p>
+    <w:p>
+      <w:pPr>
+        <w:pStyle w:val="P"/>
+      </w:pPr>
+    </w:p>
+    <w:p>
+      <w:pPr>
+        <w:pStyle w:val="IMG"/>
+        <w:rPr>
+          <w:lang w:val="en-US"/>
+        </w:rPr>
+      </w:pPr>
+      <w:r>
+        <w:lastRenderedPageBreak/>
+        <w:drawing>
+          <wp:inline distT="0" distB="0" distL="0" distR="0" wp14:anchorId="4CCA4426" wp14:editId="4FE29DF1">
+            <wp:extent cx="5731510" cy="6494780"/>
+            <wp:effectExtent l="0" t="0" r="2540" b="1270"/>
+            <wp:docPr id="409043095" name="Рисунок 8"/>
+            <wp:cNvGraphicFramePr>
+              <a:graphicFrameLocks xmlns:a="http://schemas.openxmlformats.org/drawingml/2006/main" noChangeAspect="1"/>
+            </wp:cNvGraphicFramePr>
+            <a:graphic xmlns:a="http://schemas.openxmlformats.org/drawingml/2006/main">
+              <a:graphicData uri="http://schemas.openxmlformats.org/drawingml/2006/picture">
+                <pic:pic xmlns:pic="http://schemas.openxmlformats.org/drawingml/2006/picture">
+                  <pic:nvPicPr>
+                    <pic:cNvPr id="0" name="Picture 15"/>
+                    <pic:cNvPicPr>
+                      <a:picLocks noChangeAspect="1" noChangeArrowheads="1"/>
+                    </pic:cNvPicPr>
+                  </pic:nvPicPr>
+                  <pic:blipFill>
+                    <a:blip r:embed="rId15" cstate="print">
+                      <a:extLst>
+                        <a:ext uri="{28A0092B-C50C-407E-A947-70E740481C1C}">
+                          <a14:useLocalDpi xmlns:a14="http://schemas.microsoft.com/office/drawing/2010/main" val="0"/>
+                        </a:ext>
+                      </a:extLst>
+                    </a:blip>
+                    <a:srcRect/>
+                    <a:stretch>
+                      <a:fillRect/>
+                    </a:stretch>
+                  </pic:blipFill>
+                  <pic:spPr bwMode="auto">
+                    <a:xfrm>
+                      <a:off x="0" y="0"/>
+                      <a:ext cx="5731510" cy="6494780"/>
+                    </a:xfrm>
+                    <a:prstGeom prst="rect">
+                      <a:avLst/>
+                    </a:prstGeom>
+                    <a:noFill/>
+                    <a:ln>
+                      <a:noFill/>
+                    </a:ln>
+                  </pic:spPr>
+                </pic:pic>
+              </a:graphicData>
+            </a:graphic>
+          </wp:inline>
+        </w:drawing>
+      </w:r>
+    </w:p>
+    <w:p>
+      <w:pPr>
+        <w:pStyle w:val="IMG"/>
+        <w:rPr>
+          <w:lang w:val="en-US"/>
+        </w:rPr>
+      </w:pPr>
+      <w:r>
+        <w:t xml:space="preserve">Рисунок </w:t>
+      </w:r>
+      <w:r>
+        <w:rPr>
+          <w:lang w:val="en-US"/>
+        </w:rPr>
+        <w:t>1</w:t>
+      </w:r>
+      <w:r>
+        <w:t>.1</w:t>
+      </w:r>
+      <w:r>
+        <w:t>0</w:t>
+      </w:r>
+      <w:r>
+        <w:t xml:space="preserve"> –</w:t>
+      </w:r>
+      <w:r>
+        <w:rPr>
+          <w:lang w:val="en-US"/>
+        </w:rPr>
+        <w:t xml:space="preserve"> </w:t>
+      </w:r>
+      <w:r>
+        <w:t>Введення команди запиту на сьогоднішній розклад</w:t>
+      </w:r>
+    </w:p>
+    <w:p>
+      <w:pPr>
+        <w:pStyle w:val="P"/>
+      </w:pPr>
+    </w:p>
+    <w:p>
+      <w:pPr>
+        <w:pStyle w:val="IMG"/>
+        <w:rPr>
+          <w:lang w:val="en-US"/>
+        </w:rPr>
+      </w:pPr>
+      <w:r>
+        <w:lastRenderedPageBreak/>
+        <w:drawing>
+          <wp:inline distT="0" distB="0" distL="0" distR="0" wp14:anchorId="039F15A9" wp14:editId="5E747B03">
+            <wp:extent cx="5731510" cy="2030095"/>
+            <wp:effectExtent l="0" t="0" r="2540" b="8255"/>
+            <wp:docPr id="1230596497" name="Рисунок 1" descr="Зображення, що містить текст, знімок екрана, Шрифт, білий&#10;&#10;Вміст, створений ШІ, може бути неправильним."/>
+            <wp:cNvGraphicFramePr>
+              <a:graphicFrameLocks xmlns:a="http://schemas.openxmlformats.org/drawingml/2006/main" noChangeAspect="1"/>
+            </wp:cNvGraphicFramePr>
+            <a:graphic xmlns:a="http://schemas.openxmlformats.org/drawingml/2006/main">
+              <a:graphicData uri="http://schemas.openxmlformats.org/drawingml/2006/picture">
+                <pic:pic xmlns:pic="http://schemas.openxmlformats.org/drawingml/2006/picture">
+                  <pic:nvPicPr>
+                    <pic:cNvPr id="1230596497" name="Рисунок 1" descr="Зображення, що містить текст, знімок екрана, Шрифт, білий&#10;&#10;Вміст, створений ШІ, може бути неправильним."/>
+                    <pic:cNvPicPr/>
+                  </pic:nvPicPr>
+                  <pic:blipFill>
+                    <a:blip r:embed="rId16"/>
+                    <a:stretch>
+                      <a:fillRect/>
+                    </a:stretch>
+                  </pic:blipFill>
+                  <pic:spPr>
+                    <a:xfrm>
+                      <a:off x="0" y="0"/>
+                      <a:ext cx="5731510" cy="2030095"/>
+                    </a:xfrm>
+                    <a:prstGeom prst="rect">
+                      <a:avLst/>
+                    </a:prstGeom>
+                  </pic:spPr>
+                </pic:pic>
+              </a:graphicData>
+            </a:graphic>
+          </wp:inline>
+        </w:drawing>
+      </w:r>
+    </w:p>
+    <w:p>
+      <w:pPr>
+        <w:pStyle w:val="IMG"/>
+        <w:rPr>
+          <w:lang w:val="en-US"/>
+        </w:rPr>
+      </w:pPr>
+      <w:r>
+        <w:t xml:space="preserve">Рисунок </w:t>
+      </w:r>
+      <w:r>
+        <w:rPr>
+          <w:lang w:val="en-US"/>
+        </w:rPr>
+        <w:t>1</w:t>
+      </w:r>
+      <w:r>
+        <w:t>.</w:t>
+      </w:r>
+      <w:r>
+        <w:t>11</w:t>
+      </w:r>
+      <w:r>
+        <w:t xml:space="preserve"> –</w:t>
+      </w:r>
+      <w:r>
+        <w:rPr>
+          <w:lang w:val="en-US"/>
+        </w:rPr>
+        <w:t xml:space="preserve"> </w:t>
+      </w:r>
+      <w:r>
+        <w:t>Виведення розкладу на сьогодні</w:t>
+      </w:r>
+    </w:p>
+    <w:p>
+      <w:pPr>
+        <w:pStyle w:val="P"/>
+      </w:pPr>
+    </w:p>
+    <w:p>
+      <w:pPr>
+        <w:pStyle w:val="P"/>
+      </w:pPr>
+    </w:p>
+    <w:p>
+      <w:pPr>
+        <w:pStyle w:val="P"/>
+        <w:rPr>
+          <w:lang w:val="en-US"/>
+        </w:rPr>
+      </w:pPr>
+    </w:p>
+    <w:p>
+      <w:pPr>
+        <w:pStyle w:val="H1"/>
+      </w:pPr>
+      <w:r>
+        <w:t xml:space="preserve">Питання </w:t>
+      </w:r>
+    </w:p>
+    <w:p>
+      <w:pPr>
+        <w:pStyle w:val="H2"/>
+      </w:pPr>
+      <w:r>
+        <w:t>Поясніть призначення та принципи роботи з системою</w:t>
+      </w:r>
+      <w:r>
+        <w:t xml:space="preserve"> </w:t>
+      </w:r>
+      <w:r>
+        <w:t>Slack. Які в неї можливості?</w:t>
+      </w:r>
+    </w:p>
+    <w:p>
+      <w:pPr>
+        <w:pStyle w:val="P"/>
+      </w:pPr>
+    </w:p>
+    <w:p>
+      <w:pPr>
+        <w:pStyle w:val="P"/>
+      </w:pPr>
       <w:r>
         <w:rPr>
           <w:lang w:val="en-US"/>
@@ -1570,25 +1868,7 @@
         <w:t xml:space="preserve">Slack </w:t>
       </w:r>
       <w:r>
-        <w:t xml:space="preserve">схожа на усі інші месенджери, але має менше функцій персоналізації, містить лише необхідні інструменти для взаємодії команд. Також програма дозволяє взаємодію з іншими застосунками, які зазвичай використовуються у командах, наприклад: </w:t>
-      </w:r>
-      <w:r>
-        <w:rPr>
-          <w:lang w:val="en-US"/>
-        </w:rPr>
-        <w:t xml:space="preserve">Github, Google Calendar, Trello. </w:t>
-      </w:r>
-      <w:r>
-        <w:t>Також</w:t>
-      </w:r>
-      <w:r>
-        <w:rPr>
-          <w:lang w:val="en-US"/>
-        </w:rPr>
-        <w:t xml:space="preserve"> Slack </w:t>
-      </w:r>
-      <w:r>
-        <w:t>дозволяє завантажувати користувацькі файли у окремий простір для легшої взаємодії.</w:t>
+        <w:t>є застосунком для комунікації, частіше для корпоративних цілей</w:t>
       </w:r>
       <w:r>
         <w:rPr>
@@ -1596,34 +1876,22 @@
         </w:rPr>
         <w:t xml:space="preserve"> </w:t>
       </w:r>
-    </w:p>
-    <w:p>
-      <w:pPr>
-        <w:pStyle w:val="P"/>
-      </w:pPr>
-    </w:p>
-    <w:p>
-      <w:pPr>
-        <w:pStyle w:val="H2"/>
-      </w:pPr>
-      <w:r>
-        <w:t>Що таке канал? Яких типів вони бувають?</w:t>
-      </w:r>
-    </w:p>
-    <w:p>
-      <w:pPr>
-        <w:pStyle w:val="P"/>
-      </w:pPr>
-    </w:p>
-    <w:p>
-      <w:pPr>
-        <w:pStyle w:val="P"/>
-        <w:rPr>
-          <w:lang w:val="en-US"/>
-        </w:rPr>
-      </w:pPr>
-      <w:r>
-        <w:t xml:space="preserve">Канал у системі групової комунікації </w:t>
+      <w:r>
+        <w:t>(використовуються корпораціями, на роботі)</w:t>
+      </w:r>
+      <w:r>
+        <w:t>.</w:t>
+      </w:r>
+      <w:r>
+        <w:t xml:space="preserve"> Призначенням системи є надання засобу комунікації учасників команд для узгодження задач, вирішення питань, тощо.</w:t>
+      </w:r>
+    </w:p>
+    <w:p>
+      <w:pPr>
+        <w:pStyle w:val="P"/>
+      </w:pPr>
+      <w:r>
+        <w:t xml:space="preserve">Система </w:t>
       </w:r>
       <w:r>
         <w:rPr>
@@ -1632,50 +1900,7 @@
         <w:t xml:space="preserve">Slack </w:t>
       </w:r>
       <w:r>
-        <w:t>є окремою сторінкою або простором, зазвичай для комунікації учасників на окремі теми</w:t>
-      </w:r>
-      <w:r>
-        <w:t xml:space="preserve"> або для окремих категорій користувачів</w:t>
-      </w:r>
-      <w:r>
-        <w:t xml:space="preserve">. </w:t>
-      </w:r>
-    </w:p>
-    <w:p>
-      <w:pPr>
-        <w:pStyle w:val="P"/>
-      </w:pPr>
-      <w:r>
-        <w:t>Наприклад, для проєкту курсової роботи чат група може містит</w:t>
-      </w:r>
-      <w:r>
-        <w:t>и</w:t>
-      </w:r>
-      <w:r>
-        <w:t xml:space="preserve"> канали: (1) Розробка технічного завдання, (2) Написання коду, та (3) Заповнення пояснювальної записки.</w:t>
-      </w:r>
-      <w:r>
-        <w:t xml:space="preserve"> Або, для команди розробки чат може містити канали: (1) Команда програмістів, (2) Команда тестувальників, та (3) Команда дизайнерів.</w:t>
-      </w:r>
-    </w:p>
-    <w:p>
-      <w:pPr>
-        <w:pStyle w:val="P"/>
-        <w:rPr>
-          <w:lang w:val="en-US"/>
-        </w:rPr>
-      </w:pPr>
-      <w:r>
-        <w:t xml:space="preserve">Канали у </w:t>
-      </w:r>
-      <w:r>
-        <w:rPr>
-          <w:lang w:val="en-US"/>
-        </w:rPr>
-        <w:t xml:space="preserve">Slack </w:t>
-      </w:r>
-      <w:r>
-        <w:t xml:space="preserve">бувають закритими (Англійське </w:t>
+        <w:t xml:space="preserve">можна використовувати у браузері. Вона організована у робочі області (Англійське </w:t>
       </w:r>
       <w:r>
         <w:rPr>
@@ -1683,43 +1908,186 @@
           <w:iCs/>
           <w:lang w:val="en-US"/>
         </w:rPr>
-        <w:t>private</w:t>
-      </w:r>
-      <w:r>
-        <w:t>,</w:t>
+        <w:t>workspaces</w:t>
+      </w:r>
+      <w:r>
+        <w:rPr>
+          <w:lang w:val="en-US"/>
+        </w:rPr>
+        <w:t xml:space="preserve">), </w:t>
+      </w:r>
+      <w:r>
+        <w:t>які складаються з каналів. Канал є окремою областю групи для спілкування на окрему тему.</w:t>
+      </w:r>
+    </w:p>
+    <w:p>
+      <w:pPr>
+        <w:pStyle w:val="P"/>
+        <w:rPr>
+          <w:lang w:val="en-US"/>
+        </w:rPr>
+      </w:pPr>
+      <w:r>
+        <w:t xml:space="preserve">Програма </w:t>
+      </w:r>
+      <w:r>
+        <w:rPr>
+          <w:lang w:val="en-US"/>
+        </w:rPr>
+        <w:t xml:space="preserve">Slack </w:t>
+      </w:r>
+      <w:r>
+        <w:t xml:space="preserve">схожа на усі інші месенджери, але має менше функцій персоналізації, містить лише необхідні інструменти для взаємодії команд. Також програма дозволяє взаємодію з іншими застосунками, які зазвичай використовуються у командах, наприклад: </w:t>
+      </w:r>
+      <w:r>
+        <w:rPr>
+          <w:lang w:val="en-US"/>
+        </w:rPr>
+        <w:t xml:space="preserve">Github, Google Calendar, Trello. </w:t>
+      </w:r>
+      <w:r>
+        <w:t>Також</w:t>
+      </w:r>
+      <w:r>
+        <w:rPr>
+          <w:lang w:val="en-US"/>
+        </w:rPr>
+        <w:t xml:space="preserve"> Slack </w:t>
+      </w:r>
+      <w:r>
+        <w:t>дозволяє завантажувати користувацькі файли у окремий простір для легшої взаємодії.</w:t>
+      </w:r>
+      <w:r>
+        <w:rPr>
+          <w:lang w:val="en-US"/>
+        </w:rPr>
+        <w:t xml:space="preserve"> </w:t>
+      </w:r>
+    </w:p>
+    <w:p>
+      <w:pPr>
+        <w:pStyle w:val="P"/>
+      </w:pPr>
+    </w:p>
+    <w:p>
+      <w:pPr>
+        <w:pStyle w:val="H2"/>
+      </w:pPr>
+      <w:r>
+        <w:lastRenderedPageBreak/>
+        <w:t>Що таке канал? Яких типів вони бувають?</w:t>
+      </w:r>
+    </w:p>
+    <w:p>
+      <w:pPr>
+        <w:pStyle w:val="P"/>
+      </w:pPr>
+    </w:p>
+    <w:p>
+      <w:pPr>
+        <w:pStyle w:val="P"/>
+        <w:rPr>
+          <w:lang w:val="en-US"/>
+        </w:rPr>
+      </w:pPr>
+      <w:r>
+        <w:t xml:space="preserve">Канал у системі групової комунікації </w:t>
+      </w:r>
+      <w:r>
+        <w:rPr>
+          <w:lang w:val="en-US"/>
+        </w:rPr>
+        <w:t xml:space="preserve">Slack </w:t>
+      </w:r>
+      <w:r>
+        <w:t>є окремою сторінкою або простором, зазвичай для комунікації учасників на окремі теми</w:t>
+      </w:r>
+      <w:r>
+        <w:t xml:space="preserve"> або для окремих категорій користувачів</w:t>
+      </w:r>
+      <w:r>
+        <w:t xml:space="preserve">. </w:t>
+      </w:r>
+    </w:p>
+    <w:p>
+      <w:pPr>
+        <w:pStyle w:val="P"/>
+      </w:pPr>
+      <w:r>
+        <w:t>Наприклад, для проєкту курсової роботи чат група може містит</w:t>
+      </w:r>
+      <w:r>
+        <w:t>и</w:t>
+      </w:r>
+      <w:r>
+        <w:t xml:space="preserve"> канали: (1) Розробка технічного завдання, (2) Написання коду, та (3) Заповнення пояснювальної записки.</w:t>
+      </w:r>
+      <w:r>
+        <w:t xml:space="preserve"> Або, для команди розробки чат може містити канали: (1) Команда програмістів, (2) Команда тестувальників, та (3) Команда дизайнерів.</w:t>
+      </w:r>
+    </w:p>
+    <w:p>
+      <w:pPr>
+        <w:pStyle w:val="P"/>
+        <w:rPr>
+          <w:lang w:val="en-US"/>
+        </w:rPr>
+      </w:pPr>
+      <w:r>
+        <w:t xml:space="preserve">Канали у </w:t>
+      </w:r>
+      <w:r>
+        <w:rPr>
+          <w:lang w:val="en-US"/>
+        </w:rPr>
+        <w:t xml:space="preserve">Slack </w:t>
+      </w:r>
+      <w:r>
+        <w:t xml:space="preserve">бувають закритими (Англійське </w:t>
       </w:r>
       <w:r>
         <w:rPr>
           <w:i/>
           <w:iCs/>
-        </w:rPr>
-        <w:t xml:space="preserve"> </w:t>
-      </w:r>
-      <w:r>
-        <w:t>з обмеженим доступом</w:t>
-      </w:r>
-      <w:r>
-        <w:rPr>
-          <w:lang w:val="en-US"/>
-        </w:rPr>
-        <w:t xml:space="preserve">) </w:t>
-      </w:r>
-      <w:r>
-        <w:t xml:space="preserve">та відкритими </w:t>
-      </w:r>
-      <w:r>
-        <w:rPr>
-          <w:lang w:val="en-US"/>
-        </w:rPr>
-        <w:t>(</w:t>
-      </w:r>
-      <w:r>
-        <w:t xml:space="preserve">Англійське </w:t>
+          <w:lang w:val="en-US"/>
+        </w:rPr>
+        <w:t>private</w:t>
+      </w:r>
+      <w:r>
+        <w:t>,</w:t>
       </w:r>
       <w:r>
         <w:rPr>
           <w:i/>
           <w:iCs/>
+        </w:rPr>
+        <w:t xml:space="preserve"> </w:t>
+      </w:r>
+      <w:r>
+        <w:t>з обмеженим доступом</w:t>
+      </w:r>
+      <w:r>
+        <w:rPr>
+          <w:lang w:val="en-US"/>
+        </w:rPr>
+        <w:t xml:space="preserve">) </w:t>
+      </w:r>
+      <w:r>
+        <w:t xml:space="preserve">та відкритими </w:t>
+      </w:r>
+      <w:r>
+        <w:rPr>
+          <w:lang w:val="en-US"/>
+        </w:rPr>
+        <w:t>(</w:t>
+      </w:r>
+      <w:r>
+        <w:t xml:space="preserve">Англійське </w:t>
+      </w:r>
+      <w:r>
+        <w:rPr>
+          <w:i/>
+          <w:iCs/>
           <w:lang w:val="en-US"/>
         </w:rPr>
         <w:t>public</w:t>
@@ -1792,7 +2160,6 @@
         <w:pStyle w:val="P"/>
       </w:pPr>
       <w:r>
-        <w:lastRenderedPageBreak/>
         <w:t xml:space="preserve">Наприклад, щоб звернутися до користувача з іменем </w:t>
       </w:r>
       <w:r>
@@ -1853,7 +2220,7 @@
                     <pic:cNvPicPr/>
                   </pic:nvPicPr>
                   <pic:blipFill>
-                    <a:blip r:embed="rId14"/>
+                    <a:blip r:embed="rId17"/>
                     <a:stretch>
                       <a:fillRect/>
                     </a:stretch>

--- a/32UP Upravlinnja projektamy/1/KNT-122_Onyshchenko_Variant-19_PR1.docx
+++ b/32UP Upravlinnja projektamy/1/KNT-122_Onyshchenko_Variant-19_PR1.docx
@@ -529,6 +529,20 @@
       </w:pPr>
       <w:r>
         <w:t xml:space="preserve">Виконання </w:t>
+      </w:r>
+    </w:p>
+    <w:p>
+      <w:pPr>
+        <w:pStyle w:val="H3"/>
+      </w:pPr>
+      <w:r>
+        <w:rPr>
+          <w:lang w:val="en-US"/>
+        </w:rPr>
+        <w:t xml:space="preserve">1 </w:t>
+      </w:r>
+      <w:r>
+        <w:t>Створення групи</w:t>
       </w:r>
     </w:p>
     <w:p>
@@ -778,6 +792,19 @@
     </w:p>
     <w:p>
       <w:pPr>
+        <w:pStyle w:val="H3"/>
+      </w:pPr>
+      <w:r>
+        <w:t xml:space="preserve">2 Налаштування групи </w:t>
+      </w:r>
+    </w:p>
+    <w:p>
+      <w:pPr>
+        <w:pStyle w:val="P"/>
+      </w:pPr>
+    </w:p>
+    <w:p>
+      <w:pPr>
         <w:pStyle w:val="P"/>
       </w:pPr>
       <w:r>
@@ -807,6 +834,7 @@
         <w:pStyle w:val="P"/>
       </w:pPr>
       <w:r>
+        <w:lastRenderedPageBreak/>
         <w:t xml:space="preserve">Видалено стандартні канали </w:t>
       </w:r>
       <w:r>
@@ -851,7 +879,6 @@
         </w:rPr>
       </w:pPr>
       <w:r>
-        <w:lastRenderedPageBreak/>
         <w:drawing>
           <wp:inline distT="0" distB="0" distL="0" distR="0" wp14:anchorId="4CA81D2E" wp14:editId="030AC6F2">
             <wp:extent cx="5731510" cy="6494780"/>
@@ -941,6 +968,7 @@
         <w:pStyle w:val="P"/>
       </w:pPr>
       <w:r>
+        <w:lastRenderedPageBreak/>
         <w:t xml:space="preserve">Канал для всіх учасників (той, який не можна видалити) перейменовано на «Вітальню», створену нову категорію (Англійська </w:t>
       </w:r>
       <w:r>
@@ -966,7 +994,6 @@
         <w:pStyle w:val="P"/>
       </w:pPr>
       <w:r>
-        <w:lastRenderedPageBreak/>
         <w:t>Створено 3 публічні порожні канали: (1) Вибір теми, (2) Розробка програми, та (3) Наповнення записки. Кожен має відповідати за описані пункти створення курсового проєкту.</w:t>
       </w:r>
     </w:p>
@@ -1038,6 +1065,7 @@
         <w:pStyle w:val="IMG"/>
       </w:pPr>
       <w:r>
+        <w:lastRenderedPageBreak/>
         <w:t xml:space="preserve">Рисунок </w:t>
       </w:r>
       <w:r>
@@ -1062,17 +1090,26 @@
     <w:p>
       <w:pPr>
         <w:pStyle w:val="P"/>
-        <w:rPr>
-          <w:lang w:val="en-US"/>
-        </w:rPr>
-      </w:pPr>
-    </w:p>
-    <w:p>
-      <w:pPr>
-        <w:pStyle w:val="P"/>
-      </w:pPr>
-      <w:r>
-        <w:lastRenderedPageBreak/>
+      </w:pPr>
+    </w:p>
+    <w:p>
+      <w:pPr>
+        <w:pStyle w:val="H3"/>
+      </w:pPr>
+      <w:r>
+        <w:t>3 Додавання учасників</w:t>
+      </w:r>
+    </w:p>
+    <w:p>
+      <w:pPr>
+        <w:pStyle w:val="P"/>
+      </w:pPr>
+    </w:p>
+    <w:p>
+      <w:pPr>
+        <w:pStyle w:val="P"/>
+      </w:pPr>
+      <w:r>
         <w:t>Створення інших акаунтів для виконання вимоги наявності трьох-п’яти учасників групи:</w:t>
       </w:r>
     </w:p>
@@ -1187,7 +1224,6 @@
         </w:rPr>
       </w:pPr>
       <w:r>
-        <w:lastRenderedPageBreak/>
         <w:drawing>
           <wp:inline distT="0" distB="0" distL="0" distR="0" wp14:anchorId="01519588" wp14:editId="70E9C141">
             <wp:extent cx="5731510" cy="5392420"/>
@@ -1447,6 +1483,28 @@
       </w:r>
       <w:r>
         <w:t>Вигляд групи з третього акаунту</w:t>
+      </w:r>
+    </w:p>
+    <w:p>
+      <w:pPr>
+        <w:pStyle w:val="P"/>
+      </w:pPr>
+    </w:p>
+    <w:p>
+      <w:pPr>
+        <w:pStyle w:val="H3"/>
+      </w:pPr>
+      <w:r>
+        <w:t xml:space="preserve">4 Інтеграція з </w:t>
+      </w:r>
+      <w:r>
+        <w:rPr>
+          <w:lang w:val="en-US"/>
+        </w:rPr>
+        <w:t xml:space="preserve">Google </w:t>
+      </w:r>
+      <w:r>
+        <w:t>Календарем</w:t>
       </w:r>
     </w:p>
     <w:p>
@@ -1642,10 +1700,10 @@
       <w:r>
         <w:lastRenderedPageBreak/>
         <w:drawing>
-          <wp:inline distT="0" distB="0" distL="0" distR="0" wp14:anchorId="4CCA4426" wp14:editId="4FE29DF1">
+          <wp:inline distT="0" distB="0" distL="0" distR="0" wp14:anchorId="4CCA4426" wp14:editId="2A453FFF">
             <wp:extent cx="5731510" cy="6494780"/>
             <wp:effectExtent l="0" t="0" r="2540" b="1270"/>
-            <wp:docPr id="409043095" name="Рисунок 8"/>
+            <wp:docPr id="409043095" name="Рисунок 8" descr="Зображення, що містить текст, знімок екрана, програмне забезпечення, Веб-сторінка&#10;&#10;Вміст, створений ШІ, може бути неправильним."/>
             <wp:cNvGraphicFramePr>
               <a:graphicFrameLocks xmlns:a="http://schemas.openxmlformats.org/drawingml/2006/main" noChangeAspect="1"/>
             </wp:cNvGraphicFramePr>
@@ -1653,7 +1711,7 @@
               <a:graphicData uri="http://schemas.openxmlformats.org/drawingml/2006/picture">
                 <pic:pic xmlns:pic="http://schemas.openxmlformats.org/drawingml/2006/picture">
                   <pic:nvPicPr>
-                    <pic:cNvPr id="0" name="Picture 15"/>
+                    <pic:cNvPr id="409043095" name="Рисунок 8" descr="Зображення, що містить текст, знімок екрана, програмне забезпечення, Веб-сторінка&#10;&#10;Вміст, створений ШІ, може бути неправильним."/>
                     <pic:cNvPicPr>
                       <a:picLocks noChangeAspect="1" noChangeArrowheads="1"/>
                     </pic:cNvPicPr>
@@ -1819,6 +1877,542 @@
     </w:p>
     <w:p>
       <w:pPr>
+        <w:pStyle w:val="H3"/>
+        <w:rPr>
+          <w:lang w:val="en-US"/>
+        </w:rPr>
+      </w:pPr>
+      <w:r>
+        <w:t xml:space="preserve">5 Інтеграція з </w:t>
+      </w:r>
+      <w:r>
+        <w:rPr>
+          <w:lang w:val="en-US"/>
+        </w:rPr>
+        <w:t>Trello</w:t>
+      </w:r>
+    </w:p>
+    <w:p>
+      <w:pPr>
+        <w:pStyle w:val="P"/>
+      </w:pPr>
+    </w:p>
+    <w:p>
+      <w:pPr>
+        <w:pStyle w:val="P"/>
+        <w:rPr>
+          <w:lang w:val="en-US"/>
+        </w:rPr>
+      </w:pPr>
+      <w:r>
+        <w:t xml:space="preserve">Додавання </w:t>
+      </w:r>
+      <w:r>
+        <w:rPr>
+          <w:lang w:val="en-US"/>
+        </w:rPr>
+        <w:t xml:space="preserve">Trello </w:t>
+      </w:r>
+      <w:r>
+        <w:t xml:space="preserve">до </w:t>
+      </w:r>
+      <w:r>
+        <w:rPr>
+          <w:lang w:val="en-US"/>
+        </w:rPr>
+        <w:t>Slack:</w:t>
+      </w:r>
+    </w:p>
+    <w:p>
+      <w:pPr>
+        <w:pStyle w:val="P"/>
+        <w:rPr>
+          <w:lang w:val="en-US"/>
+        </w:rPr>
+      </w:pPr>
+    </w:p>
+    <w:p>
+      <w:pPr>
+        <w:pStyle w:val="IMG"/>
+      </w:pPr>
+      <w:r>
+        <w:lastRenderedPageBreak/>
+        <w:drawing>
+          <wp:inline distT="0" distB="0" distL="0" distR="0" wp14:anchorId="22674792" wp14:editId="456843B0">
+            <wp:extent cx="4658178" cy="5156200"/>
+            <wp:effectExtent l="0" t="0" r="9525" b="6350"/>
+            <wp:docPr id="1128146254" name="Рисунок 9" descr="Зображення, що містить текст, знімок екрана, Шрифт, число&#10;&#10;Вміст, створений ШІ, може бути неправильним."/>
+            <wp:cNvGraphicFramePr>
+              <a:graphicFrameLocks xmlns:a="http://schemas.openxmlformats.org/drawingml/2006/main" noChangeAspect="1"/>
+            </wp:cNvGraphicFramePr>
+            <a:graphic xmlns:a="http://schemas.openxmlformats.org/drawingml/2006/main">
+              <a:graphicData uri="http://schemas.openxmlformats.org/drawingml/2006/picture">
+                <pic:pic xmlns:pic="http://schemas.openxmlformats.org/drawingml/2006/picture">
+                  <pic:nvPicPr>
+                    <pic:cNvPr id="1128146254" name="Рисунок 9" descr="Зображення, що містить текст, знімок екрана, Шрифт, число&#10;&#10;Вміст, створений ШІ, може бути неправильним."/>
+                    <pic:cNvPicPr>
+                      <a:picLocks noChangeAspect="1" noChangeArrowheads="1"/>
+                    </pic:cNvPicPr>
+                  </pic:nvPicPr>
+                  <pic:blipFill>
+                    <a:blip r:embed="rId17" cstate="print">
+                      <a:extLst>
+                        <a:ext uri="{28A0092B-C50C-407E-A947-70E740481C1C}">
+                          <a14:useLocalDpi xmlns:a14="http://schemas.microsoft.com/office/drawing/2010/main" val="0"/>
+                        </a:ext>
+                      </a:extLst>
+                    </a:blip>
+                    <a:srcRect/>
+                    <a:stretch>
+                      <a:fillRect/>
+                    </a:stretch>
+                  </pic:blipFill>
+                  <pic:spPr bwMode="auto">
+                    <a:xfrm>
+                      <a:off x="0" y="0"/>
+                      <a:ext cx="4675768" cy="5175670"/>
+                    </a:xfrm>
+                    <a:prstGeom prst="rect">
+                      <a:avLst/>
+                    </a:prstGeom>
+                    <a:noFill/>
+                    <a:ln>
+                      <a:noFill/>
+                    </a:ln>
+                  </pic:spPr>
+                </pic:pic>
+              </a:graphicData>
+            </a:graphic>
+          </wp:inline>
+        </w:drawing>
+      </w:r>
+    </w:p>
+    <w:p>
+      <w:pPr>
+        <w:pStyle w:val="IMG"/>
+      </w:pPr>
+      <w:r>
+        <w:t>Рисунок 1.1</w:t>
+      </w:r>
+      <w:r>
+        <w:t>2</w:t>
+      </w:r>
+      <w:r>
+        <w:t xml:space="preserve"> – </w:t>
+      </w:r>
+      <w:r>
+        <w:t>Підтвердження додавання інтеграції Trello</w:t>
+      </w:r>
+    </w:p>
+    <w:p>
+      <w:pPr>
+        <w:pStyle w:val="IMG"/>
+        <w:jc w:val="left"/>
+        <w:rPr>
+          <w:lang w:val="en-US"/>
+        </w:rPr>
+      </w:pPr>
+    </w:p>
+    <w:p>
+      <w:pPr>
+        <w:pStyle w:val="IMG"/>
+        <w:rPr>
+          <w:lang w:val="en-US"/>
+        </w:rPr>
+      </w:pPr>
+      <w:r>
+        <w:lastRenderedPageBreak/>
+        <w:drawing>
+          <wp:inline distT="0" distB="0" distL="0" distR="0" wp14:anchorId="176C7675" wp14:editId="65C2FA29">
+            <wp:extent cx="3425561" cy="8432800"/>
+            <wp:effectExtent l="0" t="0" r="3810" b="6350"/>
+            <wp:docPr id="1601797212" name="Рисунок 10" descr="Зображення, що містить текст, знімок екрана, Шрифт, документ&#10;&#10;Вміст, створений ШІ, може бути неправильним."/>
+            <wp:cNvGraphicFramePr>
+              <a:graphicFrameLocks xmlns:a="http://schemas.openxmlformats.org/drawingml/2006/main" noChangeAspect="1"/>
+            </wp:cNvGraphicFramePr>
+            <a:graphic xmlns:a="http://schemas.openxmlformats.org/drawingml/2006/main">
+              <a:graphicData uri="http://schemas.openxmlformats.org/drawingml/2006/picture">
+                <pic:pic xmlns:pic="http://schemas.openxmlformats.org/drawingml/2006/picture">
+                  <pic:nvPicPr>
+                    <pic:cNvPr id="1601797212" name="Рисунок 10" descr="Зображення, що містить текст, знімок екрана, Шрифт, документ&#10;&#10;Вміст, створений ШІ, може бути неправильним."/>
+                    <pic:cNvPicPr>
+                      <a:picLocks noChangeAspect="1" noChangeArrowheads="1"/>
+                    </pic:cNvPicPr>
+                  </pic:nvPicPr>
+                  <pic:blipFill>
+                    <a:blip r:embed="rId18" cstate="print">
+                      <a:extLst>
+                        <a:ext uri="{28A0092B-C50C-407E-A947-70E740481C1C}">
+                          <a14:useLocalDpi xmlns:a14="http://schemas.microsoft.com/office/drawing/2010/main" val="0"/>
+                        </a:ext>
+                      </a:extLst>
+                    </a:blip>
+                    <a:srcRect/>
+                    <a:stretch>
+                      <a:fillRect/>
+                    </a:stretch>
+                  </pic:blipFill>
+                  <pic:spPr bwMode="auto">
+                    <a:xfrm>
+                      <a:off x="0" y="0"/>
+                      <a:ext cx="3429925" cy="8443544"/>
+                    </a:xfrm>
+                    <a:prstGeom prst="rect">
+                      <a:avLst/>
+                    </a:prstGeom>
+                    <a:noFill/>
+                    <a:ln>
+                      <a:noFill/>
+                    </a:ln>
+                  </pic:spPr>
+                </pic:pic>
+              </a:graphicData>
+            </a:graphic>
+          </wp:inline>
+        </w:drawing>
+      </w:r>
+    </w:p>
+    <w:p>
+      <w:pPr>
+        <w:pStyle w:val="IMG"/>
+        <w:rPr>
+          <w:lang w:val="en-US"/>
+        </w:rPr>
+      </w:pPr>
+      <w:r>
+        <w:t xml:space="preserve">Рисунок </w:t>
+      </w:r>
+      <w:r>
+        <w:rPr>
+          <w:lang w:val="en-US"/>
+        </w:rPr>
+        <w:t>1</w:t>
+      </w:r>
+      <w:r>
+        <w:t>.1</w:t>
+      </w:r>
+      <w:r>
+        <w:rPr>
+          <w:lang w:val="en-US"/>
+        </w:rPr>
+        <w:t>3</w:t>
+      </w:r>
+      <w:r>
+        <w:t xml:space="preserve"> –</w:t>
+      </w:r>
+      <w:r>
+        <w:t xml:space="preserve"> Д</w:t>
+      </w:r>
+      <w:r>
+        <w:t xml:space="preserve">одавання </w:t>
+      </w:r>
+      <w:r>
+        <w:rPr>
+          <w:lang w:val="en-US"/>
+        </w:rPr>
+        <w:t>Trello</w:t>
+      </w:r>
+      <w:r>
+        <w:t xml:space="preserve"> до </w:t>
+      </w:r>
+      <w:r>
+        <w:rPr>
+          <w:lang w:val="en-US"/>
+        </w:rPr>
+        <w:t>Slack</w:t>
+      </w:r>
+    </w:p>
+    <w:p>
+      <w:pPr>
+        <w:pStyle w:val="P"/>
+        <w:rPr>
+          <w:lang w:val="en-US"/>
+        </w:rPr>
+      </w:pPr>
+    </w:p>
+    <w:p>
+      <w:pPr>
+        <w:pStyle w:val="P"/>
+      </w:pPr>
+      <w:r>
+        <w:t xml:space="preserve">Після додання інтеграції </w:t>
+      </w:r>
+      <w:r>
+        <w:rPr>
+          <w:lang w:val="en-US"/>
+        </w:rPr>
+        <w:t xml:space="preserve">Trello </w:t>
+      </w:r>
+      <w:r>
+        <w:t>можна створити нове завдання:</w:t>
+      </w:r>
+    </w:p>
+    <w:p>
+      <w:pPr>
+        <w:pStyle w:val="P"/>
+      </w:pPr>
+    </w:p>
+    <w:p>
+      <w:pPr>
+        <w:pStyle w:val="IMG"/>
+        <w:rPr>
+          <w:lang w:val="en-US"/>
+        </w:rPr>
+      </w:pPr>
+      <w:r>
+        <w:drawing>
+          <wp:inline distT="0" distB="0" distL="0" distR="0" wp14:anchorId="7324E10B" wp14:editId="7EC1C2C5">
+            <wp:extent cx="4108450" cy="7562410"/>
+            <wp:effectExtent l="0" t="0" r="6350" b="635"/>
+            <wp:docPr id="215413066" name="Рисунок 1" descr="Зображення, що містить текст, знімок екрана, число, Шрифт&#10;&#10;Вміст, створений ШІ, може бути неправильним."/>
+            <wp:cNvGraphicFramePr>
+              <a:graphicFrameLocks xmlns:a="http://schemas.openxmlformats.org/drawingml/2006/main" noChangeAspect="1"/>
+            </wp:cNvGraphicFramePr>
+            <a:graphic xmlns:a="http://schemas.openxmlformats.org/drawingml/2006/main">
+              <a:graphicData uri="http://schemas.openxmlformats.org/drawingml/2006/picture">
+                <pic:pic xmlns:pic="http://schemas.openxmlformats.org/drawingml/2006/picture">
+                  <pic:nvPicPr>
+                    <pic:cNvPr id="215413066" name="Рисунок 1" descr="Зображення, що містить текст, знімок екрана, число, Шрифт&#10;&#10;Вміст, створений ШІ, може бути неправильним."/>
+                    <pic:cNvPicPr/>
+                  </pic:nvPicPr>
+                  <pic:blipFill>
+                    <a:blip r:embed="rId19"/>
+                    <a:stretch>
+                      <a:fillRect/>
+                    </a:stretch>
+                  </pic:blipFill>
+                  <pic:spPr>
+                    <a:xfrm>
+                      <a:off x="0" y="0"/>
+                      <a:ext cx="4116142" cy="7576569"/>
+                    </a:xfrm>
+                    <a:prstGeom prst="rect">
+                      <a:avLst/>
+                    </a:prstGeom>
+                  </pic:spPr>
+                </pic:pic>
+              </a:graphicData>
+            </a:graphic>
+          </wp:inline>
+        </w:drawing>
+      </w:r>
+    </w:p>
+    <w:p>
+      <w:pPr>
+        <w:pStyle w:val="IMG"/>
+        <w:rPr>
+          <w:lang w:val="en-US"/>
+        </w:rPr>
+      </w:pPr>
+      <w:r>
+        <w:t xml:space="preserve">Рисунок </w:t>
+      </w:r>
+      <w:r>
+        <w:rPr>
+          <w:lang w:val="en-US"/>
+        </w:rPr>
+        <w:t>1</w:t>
+      </w:r>
+      <w:r>
+        <w:t>.1</w:t>
+      </w:r>
+      <w:r>
+        <w:t>4</w:t>
+      </w:r>
+      <w:r>
+        <w:t xml:space="preserve"> – </w:t>
+      </w:r>
+      <w:r>
+        <w:t xml:space="preserve">Створення нового завдання до </w:t>
+      </w:r>
+      <w:r>
+        <w:rPr>
+          <w:lang w:val="en-US"/>
+        </w:rPr>
+        <w:t xml:space="preserve">Trello </w:t>
+      </w:r>
+      <w:r>
+        <w:t xml:space="preserve">через </w:t>
+      </w:r>
+      <w:r>
+        <w:rPr>
+          <w:lang w:val="en-US"/>
+        </w:rPr>
+        <w:t>Slack</w:t>
+      </w:r>
+    </w:p>
+    <w:p>
+      <w:pPr>
+        <w:pStyle w:val="P"/>
+      </w:pPr>
+    </w:p>
+    <w:p>
+      <w:pPr>
+        <w:pStyle w:val="IMG"/>
+        <w:rPr>
+          <w:lang w:val="en-US"/>
+        </w:rPr>
+      </w:pPr>
+      <w:r>
+        <w:drawing>
+          <wp:inline distT="0" distB="0" distL="0" distR="0" wp14:anchorId="03F47D57" wp14:editId="349EE048">
+            <wp:extent cx="5731510" cy="3488690"/>
+            <wp:effectExtent l="0" t="0" r="2540" b="0"/>
+            <wp:docPr id="1908045107" name="Рисунок 1" descr="Зображення, що містить текст, знімок екрана, Шрифт, число&#10;&#10;Вміст, створений ШІ, може бути неправильним."/>
+            <wp:cNvGraphicFramePr>
+              <a:graphicFrameLocks xmlns:a="http://schemas.openxmlformats.org/drawingml/2006/main" noChangeAspect="1"/>
+            </wp:cNvGraphicFramePr>
+            <a:graphic xmlns:a="http://schemas.openxmlformats.org/drawingml/2006/main">
+              <a:graphicData uri="http://schemas.openxmlformats.org/drawingml/2006/picture">
+                <pic:pic xmlns:pic="http://schemas.openxmlformats.org/drawingml/2006/picture">
+                  <pic:nvPicPr>
+                    <pic:cNvPr id="1908045107" name="Рисунок 1" descr="Зображення, що містить текст, знімок екрана, Шрифт, число&#10;&#10;Вміст, створений ШІ, може бути неправильним."/>
+                    <pic:cNvPicPr/>
+                  </pic:nvPicPr>
+                  <pic:blipFill>
+                    <a:blip r:embed="rId20"/>
+                    <a:stretch>
+                      <a:fillRect/>
+                    </a:stretch>
+                  </pic:blipFill>
+                  <pic:spPr>
+                    <a:xfrm>
+                      <a:off x="0" y="0"/>
+                      <a:ext cx="5731510" cy="3488690"/>
+                    </a:xfrm>
+                    <a:prstGeom prst="rect">
+                      <a:avLst/>
+                    </a:prstGeom>
+                  </pic:spPr>
+                </pic:pic>
+              </a:graphicData>
+            </a:graphic>
+          </wp:inline>
+        </w:drawing>
+      </w:r>
+    </w:p>
+    <w:p>
+      <w:pPr>
+        <w:pStyle w:val="IMG"/>
+        <w:rPr>
+          <w:lang w:val="en-US"/>
+        </w:rPr>
+      </w:pPr>
+      <w:r>
+        <w:t xml:space="preserve">Рисунок </w:t>
+      </w:r>
+      <w:r>
+        <w:rPr>
+          <w:lang w:val="en-US"/>
+        </w:rPr>
+        <w:t>1</w:t>
+      </w:r>
+      <w:r>
+        <w:t>.1</w:t>
+      </w:r>
+      <w:r>
+        <w:rPr>
+          <w:lang w:val="en-US"/>
+        </w:rPr>
+        <w:t>5</w:t>
+      </w:r>
+      <w:r>
+        <w:t xml:space="preserve"> – </w:t>
+      </w:r>
+      <w:r>
+        <w:t>Відображення створеного завдання у чаті</w:t>
+      </w:r>
+    </w:p>
+    <w:p>
+      <w:pPr>
+        <w:pStyle w:val="P"/>
+      </w:pPr>
+    </w:p>
+    <w:p>
+      <w:pPr>
+        <w:pStyle w:val="IMG"/>
+        <w:rPr>
+          <w:lang w:val="en-US"/>
+        </w:rPr>
+      </w:pPr>
+      <w:r>
+        <w:rPr>
+          <w:lang w:val="en-US"/>
+        </w:rPr>
+        <w:drawing>
+          <wp:inline distT="0" distB="0" distL="0" distR="0" wp14:anchorId="2AAE50A7" wp14:editId="1C4C05C3">
+            <wp:extent cx="5731510" cy="3194685"/>
+            <wp:effectExtent l="0" t="0" r="2540" b="5715"/>
+            <wp:docPr id="1047913729" name="Рисунок 1" descr="Зображення, що містить текст, знімок екрана, програмне забезпечення, Комп’ютерна піктограма&#10;&#10;Вміст, створений ШІ, може бути неправильним."/>
+            <wp:cNvGraphicFramePr>
+              <a:graphicFrameLocks xmlns:a="http://schemas.openxmlformats.org/drawingml/2006/main" noChangeAspect="1"/>
+            </wp:cNvGraphicFramePr>
+            <a:graphic xmlns:a="http://schemas.openxmlformats.org/drawingml/2006/main">
+              <a:graphicData uri="http://schemas.openxmlformats.org/drawingml/2006/picture">
+                <pic:pic xmlns:pic="http://schemas.openxmlformats.org/drawingml/2006/picture">
+                  <pic:nvPicPr>
+                    <pic:cNvPr id="1047913729" name="Рисунок 1" descr="Зображення, що містить текст, знімок екрана, програмне забезпечення, Комп’ютерна піктограма&#10;&#10;Вміст, створений ШІ, може бути неправильним."/>
+                    <pic:cNvPicPr/>
+                  </pic:nvPicPr>
+                  <pic:blipFill>
+                    <a:blip r:embed="rId21"/>
+                    <a:stretch>
+                      <a:fillRect/>
+                    </a:stretch>
+                  </pic:blipFill>
+                  <pic:spPr>
+                    <a:xfrm>
+                      <a:off x="0" y="0"/>
+                      <a:ext cx="5731510" cy="3194685"/>
+                    </a:xfrm>
+                    <a:prstGeom prst="rect">
+                      <a:avLst/>
+                    </a:prstGeom>
+                  </pic:spPr>
+                </pic:pic>
+              </a:graphicData>
+            </a:graphic>
+          </wp:inline>
+        </w:drawing>
+      </w:r>
+    </w:p>
+    <w:p>
+      <w:pPr>
+        <w:pStyle w:val="IMG"/>
+        <w:rPr>
+          <w:lang w:val="en-US"/>
+        </w:rPr>
+      </w:pPr>
+      <w:r>
+        <w:t xml:space="preserve">Рисунок </w:t>
+      </w:r>
+      <w:r>
+        <w:rPr>
+          <w:lang w:val="en-US"/>
+        </w:rPr>
+        <w:t>1</w:t>
+      </w:r>
+      <w:r>
+        <w:t>.1</w:t>
+      </w:r>
+      <w:r>
+        <w:t>6</w:t>
+      </w:r>
+      <w:r>
+        <w:t xml:space="preserve"> – </w:t>
+      </w:r>
+      <w:r>
+        <w:t xml:space="preserve">Додане завдання на дошці у </w:t>
+      </w:r>
+      <w:r>
+        <w:rPr>
+          <w:lang w:val="en-US"/>
+        </w:rPr>
+        <w:t>Trello</w:t>
+      </w:r>
+    </w:p>
+    <w:p>
+      <w:pPr>
         <w:pStyle w:val="P"/>
       </w:pPr>
     </w:p>
@@ -1835,6 +2429,7 @@
         <w:pStyle w:val="H1"/>
       </w:pPr>
       <w:r>
+        <w:lastRenderedPageBreak/>
         <w:t xml:space="preserve">Питання </w:t>
       </w:r>
     </w:p>
@@ -1974,66 +2569,66 @@
         <w:pStyle w:val="H2"/>
       </w:pPr>
       <w:r>
+        <w:t>Що таке канал? Яких типів вони бувають?</w:t>
+      </w:r>
+    </w:p>
+    <w:p>
+      <w:pPr>
+        <w:pStyle w:val="P"/>
+      </w:pPr>
+    </w:p>
+    <w:p>
+      <w:pPr>
+        <w:pStyle w:val="P"/>
+        <w:rPr>
+          <w:lang w:val="en-US"/>
+        </w:rPr>
+      </w:pPr>
+      <w:r>
+        <w:t xml:space="preserve">Канал у системі групової комунікації </w:t>
+      </w:r>
+      <w:r>
+        <w:rPr>
+          <w:lang w:val="en-US"/>
+        </w:rPr>
+        <w:t xml:space="preserve">Slack </w:t>
+      </w:r>
+      <w:r>
+        <w:t>є окремою сторінкою або простором, зазвичай для комунікації учасників на окремі теми</w:t>
+      </w:r>
+      <w:r>
+        <w:t xml:space="preserve"> або для окремих категорій користувачів</w:t>
+      </w:r>
+      <w:r>
+        <w:t xml:space="preserve">. </w:t>
+      </w:r>
+    </w:p>
+    <w:p>
+      <w:pPr>
+        <w:pStyle w:val="P"/>
+      </w:pPr>
+      <w:r>
+        <w:t>Наприклад, для проєкту курсової роботи чат група може містит</w:t>
+      </w:r>
+      <w:r>
+        <w:t>и</w:t>
+      </w:r>
+      <w:r>
+        <w:t xml:space="preserve"> канали: (1) Розробка технічного завдання, (2) Написання коду, та (3) Заповнення пояснювальної записки.</w:t>
+      </w:r>
+      <w:r>
+        <w:t xml:space="preserve"> Або, для команди розробки чат може містити канали: (1) Команда програмістів, (2) Команда тестувальників, та (3) Команда дизайнерів.</w:t>
+      </w:r>
+    </w:p>
+    <w:p>
+      <w:pPr>
+        <w:pStyle w:val="P"/>
+        <w:rPr>
+          <w:lang w:val="en-US"/>
+        </w:rPr>
+      </w:pPr>
+      <w:r>
         <w:lastRenderedPageBreak/>
-        <w:t>Що таке канал? Яких типів вони бувають?</w:t>
-      </w:r>
-    </w:p>
-    <w:p>
-      <w:pPr>
-        <w:pStyle w:val="P"/>
-      </w:pPr>
-    </w:p>
-    <w:p>
-      <w:pPr>
-        <w:pStyle w:val="P"/>
-        <w:rPr>
-          <w:lang w:val="en-US"/>
-        </w:rPr>
-      </w:pPr>
-      <w:r>
-        <w:t xml:space="preserve">Канал у системі групової комунікації </w:t>
-      </w:r>
-      <w:r>
-        <w:rPr>
-          <w:lang w:val="en-US"/>
-        </w:rPr>
-        <w:t xml:space="preserve">Slack </w:t>
-      </w:r>
-      <w:r>
-        <w:t>є окремою сторінкою або простором, зазвичай для комунікації учасників на окремі теми</w:t>
-      </w:r>
-      <w:r>
-        <w:t xml:space="preserve"> або для окремих категорій користувачів</w:t>
-      </w:r>
-      <w:r>
-        <w:t xml:space="preserve">. </w:t>
-      </w:r>
-    </w:p>
-    <w:p>
-      <w:pPr>
-        <w:pStyle w:val="P"/>
-      </w:pPr>
-      <w:r>
-        <w:t>Наприклад, для проєкту курсової роботи чат група може містит</w:t>
-      </w:r>
-      <w:r>
-        <w:t>и</w:t>
-      </w:r>
-      <w:r>
-        <w:t xml:space="preserve"> канали: (1) Розробка технічного завдання, (2) Написання коду, та (3) Заповнення пояснювальної записки.</w:t>
-      </w:r>
-      <w:r>
-        <w:t xml:space="preserve"> Або, для команди розробки чат може містити канали: (1) Команда програмістів, (2) Команда тестувальників, та (3) Команда дизайнерів.</w:t>
-      </w:r>
-    </w:p>
-    <w:p>
-      <w:pPr>
-        <w:pStyle w:val="P"/>
-        <w:rPr>
-          <w:lang w:val="en-US"/>
-        </w:rPr>
-      </w:pPr>
-      <w:r>
         <w:t xml:space="preserve">Канали у </w:t>
       </w:r>
       <w:r>
@@ -2220,7 +2815,7 @@
                     <pic:cNvPicPr/>
                   </pic:nvPicPr>
                   <pic:blipFill>
-                    <a:blip r:embed="rId17"/>
+                    <a:blip r:embed="rId22"/>
                     <a:stretch>
                       <a:fillRect/>
                     </a:stretch>
